--- a/Shahzaib Khan.docx
+++ b/Shahzaib Khan.docx
@@ -91,7 +91,7 @@
                 <w:szCs w:val="20"/>
               </w:rPr>
             </w:pPr>
-            <w:hyperlink r:id="rId8" w:history="1">
+            <w:hyperlink r:id="rId11" w:history="1">
               <w:r>
                 <w:rPr>
                   <w:rStyle w:val="Hyperlink"/>
@@ -130,7 +130,7 @@
                 <w:color w:val="auto"/>
               </w:rPr>
             </w:pPr>
-            <w:hyperlink r:id="rId9" w:history="1">
+            <w:hyperlink r:id="rId12" w:history="1">
               <w:r>
                 <w:rPr>
                   <w:rStyle w:val="Hyperlink"/>
@@ -172,7 +172,7 @@
                 <w:t>edu</w:t>
               </w:r>
             </w:hyperlink>
-            <w:hyperlink r:id="rId10" w:history="1"/>
+            <w:hyperlink r:id="rId13" w:history="1"/>
           </w:p>
         </w:tc>
         <w:tc>
@@ -195,7 +195,7 @@
                 <w:szCs w:val="20"/>
               </w:rPr>
             </w:pPr>
-            <w:hyperlink r:id="rId11" w:history="1">
+            <w:hyperlink r:id="rId14" w:history="1">
               <w:r>
                 <w:rPr>
                   <w:rStyle w:val="Hyperlink"/>
@@ -248,7 +248,7 @@
                   <wp:extent cx="114300" cy="113792"/>
                   <wp:effectExtent l="0" t="0" r="0" b="635"/>
                   <wp:docPr id="1709502159" name="Picture 11" descr="A blue and black logo&#10;&#10;Description automatically generated">
-                    <a:hlinkClick xmlns:a="http://schemas.openxmlformats.org/drawingml/2006/main" r:id="rId12"/>
+                    <a:hlinkClick xmlns:a="http://schemas.openxmlformats.org/drawingml/2006/main" r:id="rId15"/>
                   </wp:docPr>
                   <wp:cNvGraphicFramePr>
                     <a:graphicFrameLocks xmlns:a="http://schemas.openxmlformats.org/drawingml/2006/main" noChangeAspect="1"/>
@@ -258,12 +258,12 @@
                       <pic:pic xmlns:pic="http://schemas.openxmlformats.org/drawingml/2006/picture">
                         <pic:nvPicPr>
                           <pic:cNvPr id="1709502159" name="Picture 11" descr="A blue and black logo&#10;&#10;Description automatically generated">
-                            <a:hlinkClick r:id="rId12"/>
+                            <a:hlinkClick r:id="rId15"/>
                           </pic:cNvPr>
                           <pic:cNvPicPr/>
                         </pic:nvPicPr>
                         <pic:blipFill rotWithShape="1">
-                          <a:blip r:embed="rId13" cstate="print">
+                          <a:blip r:embed="rId16" cstate="print">
                             <a:extLst>
                               <a:ext uri="{28A0092B-C50C-407E-A947-70E740481C1C}">
                                 <a14:useLocalDpi xmlns:a14="http://schemas.microsoft.com/office/drawing/2010/main" val="0"/>
@@ -312,7 +312,7 @@
                   <wp:extent cx="139700" cy="124483"/>
                   <wp:effectExtent l="0" t="0" r="0" b="8890"/>
                   <wp:docPr id="272824844" name="Picture 10" descr="Github Logo - Free social media icons">
-                    <a:hlinkClick xmlns:a="http://schemas.openxmlformats.org/drawingml/2006/main" r:id="rId14"/>
+                    <a:hlinkClick xmlns:a="http://schemas.openxmlformats.org/drawingml/2006/main" r:id="rId17"/>
                   </wp:docPr>
                   <wp:cNvGraphicFramePr>
                     <a:graphicFrameLocks xmlns:a="http://schemas.openxmlformats.org/drawingml/2006/main" noChangeAspect="1"/>
@@ -322,14 +322,14 @@
                       <pic:pic xmlns:pic="http://schemas.openxmlformats.org/drawingml/2006/picture">
                         <pic:nvPicPr>
                           <pic:cNvPr id="272824844" name="Picture 10" descr="Github Logo - Free social media icons">
-                            <a:hlinkClick r:id="rId14"/>
+                            <a:hlinkClick r:id="rId17"/>
                           </pic:cNvPr>
                           <pic:cNvPicPr>
                             <a:picLocks noChangeAspect="1" noChangeArrowheads="1"/>
                           </pic:cNvPicPr>
                         </pic:nvPicPr>
                         <pic:blipFill>
-                          <a:blip r:embed="rId15" cstate="print">
+                          <a:blip r:embed="rId18" cstate="print">
                             <a:extLst>
                               <a:ext uri="{28A0092B-C50C-407E-A947-70E740481C1C}">
                                 <a14:useLocalDpi xmlns:a14="http://schemas.microsoft.com/office/drawing/2010/main" val="0"/>
@@ -387,7 +387,7 @@
                   <wp:extent cx="114300" cy="114300"/>
                   <wp:effectExtent l="0" t="0" r="0" b="0"/>
                   <wp:docPr id="397746679" name="Picture 9" descr="A blue square and a blue circle&#10;&#10;Description automatically generated with medium confidence">
-                    <a:hlinkClick xmlns:a="http://schemas.openxmlformats.org/drawingml/2006/main" r:id="rId16"/>
+                    <a:hlinkClick xmlns:a="http://schemas.openxmlformats.org/drawingml/2006/main" r:id="rId19"/>
                   </wp:docPr>
                   <wp:cNvGraphicFramePr>
                     <a:graphicFrameLocks xmlns:a="http://schemas.openxmlformats.org/drawingml/2006/main" noChangeAspect="1"/>
@@ -397,12 +397,12 @@
                       <pic:pic xmlns:pic="http://schemas.openxmlformats.org/drawingml/2006/picture">
                         <pic:nvPicPr>
                           <pic:cNvPr id="397746679" name="Picture 9" descr="A blue square and a blue circle&#10;&#10;Description automatically generated with medium confidence">
-                            <a:hlinkClick r:id="rId16"/>
+                            <a:hlinkClick r:id="rId19"/>
                           </pic:cNvPr>
                           <pic:cNvPicPr/>
                         </pic:nvPicPr>
                         <pic:blipFill>
-                          <a:blip r:embed="rId17" cstate="print">
+                          <a:blip r:embed="rId20" cstate="print">
                             <a:extLst>
                               <a:ext uri="{28A0092B-C50C-407E-A947-70E740481C1C}">
                                 <a14:useLocalDpi xmlns:a14="http://schemas.microsoft.com/office/drawing/2010/main" val="0"/>
@@ -455,7 +455,7 @@
                   <wp:extent cx="117764" cy="117764"/>
                   <wp:effectExtent l="0" t="0" r="0" b="0"/>
                   <wp:docPr id="81768284" name="Picture 10" descr="A green circle with white letters&#10;&#10;Description automatically generated">
-                    <a:hlinkClick xmlns:a="http://schemas.openxmlformats.org/drawingml/2006/main" r:id="rId18"/>
+                    <a:hlinkClick xmlns:a="http://schemas.openxmlformats.org/drawingml/2006/main" r:id="rId21"/>
                   </wp:docPr>
                   <wp:cNvGraphicFramePr>
                     <a:graphicFrameLocks xmlns:a="http://schemas.openxmlformats.org/drawingml/2006/main" noChangeAspect="1"/>
@@ -465,12 +465,12 @@
                       <pic:pic xmlns:pic="http://schemas.openxmlformats.org/drawingml/2006/picture">
                         <pic:nvPicPr>
                           <pic:cNvPr id="81768284" name="Picture 10" descr="A green circle with white letters&#10;&#10;Description automatically generated">
-                            <a:hlinkClick r:id="rId18"/>
+                            <a:hlinkClick r:id="rId21"/>
                           </pic:cNvPr>
                           <pic:cNvPicPr/>
                         </pic:nvPicPr>
                         <pic:blipFill>
-                          <a:blip r:embed="rId19" cstate="print">
+                          <a:blip r:embed="rId22" cstate="print">
                             <a:extLst>
                               <a:ext uri="{28A0092B-C50C-407E-A947-70E740481C1C}">
                                 <a14:useLocalDpi xmlns:a14="http://schemas.microsoft.com/office/drawing/2010/main" val="0"/>
@@ -661,12 +661,13 @@
           </w:rPr>
           <w:id w:val="1513793667"/>
           <w:placeholder>
-            <w:docPart w:val="0360E66F6904417CB1DDDF0B238D1878"/>
+            <w:docPart w:val="80E3CF53CE5A4E56BB46DED0A1B4EB99"/>
           </w:placeholder>
           <w:temporary/>
           <w:showingPlcHdr/>
           <w15:appearance w15:val="hidden"/>
         </w:sdtPr>
+        <w:sdtEndPr/>
         <w:sdtContent>
           <w:r>
             <w:rPr>
@@ -734,7 +735,7 @@
           </mc:Choice>
           <mc:Fallback>
             <w:pict>
-              <v:line w14:anchorId="39CDB9ED" id="Straight Connector 1" o:spid="_x0000_s1026" alt="&quot;&quot;" style="visibility:visible;mso-wrap-style:square;mso-left-percent:-10001;mso-top-percent:-10001;mso-position-horizontal:absolute;mso-position-horizontal-relative:char;mso-position-vertical:absolute;mso-position-vertical-relative:line;mso-left-percent:-10001;mso-top-percent:-10001" from="0,0" to="468pt,0" o:gfxdata="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" strokecolor="windowText" strokeweight=".5pt">
+              <v:line w14:anchorId="36FD9107" id="Straight Connector 1" o:spid="_x0000_s1026" alt="&quot;&quot;" style="visibility:visible;mso-wrap-style:square;mso-left-percent:-10001;mso-top-percent:-10001;mso-position-horizontal:absolute;mso-position-horizontal-relative:char;mso-position-vertical:absolute;mso-position-vertical-relative:line;mso-left-percent:-10001;mso-top-percent:-10001" from="0,0" to="468pt,0" o:gfxdata="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" strokecolor="windowText" strokeweight=".5pt">
                 <v:stroke joinstyle="miter"/>
                 <w10:anchorlock/>
               </v:line>
@@ -932,7 +933,7 @@
         </w:rPr>
         <w:t xml:space="preserve">. </w:t>
       </w:r>
-      <w:hyperlink r:id="rId20" w:history="1">
+      <w:hyperlink r:id="rId23" w:history="1">
         <w:r>
           <w:rPr>
             <w:rStyle w:val="Hyperlink"/>
@@ -1173,7 +1174,7 @@
         </w:rPr>
         <w:t xml:space="preserve"> Related </w:t>
       </w:r>
-      <w:hyperlink r:id="rId21" w:history="1">
+      <w:hyperlink r:id="rId24" w:history="1">
         <w:r>
           <w:rPr>
             <w:rFonts w:ascii="Times New Roman" w:eastAsia="Arial" w:hAnsi="Times New Roman" w:cs="Times New Roman"/>
@@ -1469,7 +1470,7 @@
           </mc:Choice>
           <mc:Fallback>
             <w:pict>
-              <v:line w14:anchorId="542F83B7" id="Straight Connector 1" o:spid="_x0000_s1026" alt="&quot;&quot;" style="visibility:visible;mso-wrap-style:square;mso-left-percent:-10001;mso-top-percent:-10001;mso-position-horizontal:absolute;mso-position-horizontal-relative:char;mso-position-vertical:absolute;mso-position-vertical-relative:line;mso-left-percent:-10001;mso-top-percent:-10001" from="0,0" to="468pt,0" o:gfxdata="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" strokecolor="windowText" strokeweight=".5pt">
+              <v:line w14:anchorId="1A1C014F" id="Straight Connector 1" o:spid="_x0000_s1026" alt="&quot;&quot;" style="visibility:visible;mso-wrap-style:square;mso-left-percent:-10001;mso-top-percent:-10001;mso-position-horizontal:absolute;mso-position-horizontal-relative:char;mso-position-vertical:absolute;mso-position-vertical-relative:line;mso-left-percent:-10001;mso-top-percent:-10001" from="0,0" to="468pt,0" o:gfxdata="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" strokecolor="windowText" strokeweight=".5pt">
                 <v:stroke joinstyle="miter"/>
                 <w10:anchorlock/>
               </v:line>
@@ -1538,7 +1539,7 @@
         </w:rPr>
         <w:t>(</w:t>
       </w:r>
-      <w:hyperlink r:id="rId22" w:anchor=":~:text=Shahzaib%20Khan%20(CEE%20Ph.D.%20'26)%20received%20the%20Ronald%20and%20Mary%20Nece%20Endowed%20Fellowship" w:history="1">
+      <w:hyperlink r:id="rId25" w:anchor=":~:text=Shahzaib%20Khan%20(CEE%20Ph.D.%20'26)%20received%20the%20Ronald%20and%20Mary%20Nece%20Endowed%20Fellowship" w:history="1">
         <w:r>
           <w:rPr>
             <w:rStyle w:val="Hyperlink"/>
@@ -1674,7 +1675,7 @@
         </w:rPr>
         <w:t>(</w:t>
       </w:r>
-      <w:hyperlink r:id="rId23" w:history="1">
+      <w:hyperlink r:id="rId26" w:history="1">
         <w:r>
           <w:rPr>
             <w:rStyle w:val="Hyperlink"/>
@@ -1880,7 +1881,7 @@
         </w:rPr>
         <w:t xml:space="preserve">for training on utilizing SWOT satellite data for water resource management, </w:t>
       </w:r>
-      <w:hyperlink r:id="rId24" w:history="1">
+      <w:hyperlink r:id="rId27" w:history="1">
         <w:r>
           <w:rPr>
             <w:rStyle w:val="Hyperlink"/>
@@ -1989,7 +1990,7 @@
         </w:rPr>
         <w:t>(</w:t>
       </w:r>
-      <w:hyperlink r:id="rId25" w:history="1">
+      <w:hyperlink r:id="rId28" w:history="1">
         <w:r>
           <w:rPr>
             <w:rStyle w:val="Hyperlink"/>
@@ -2240,7 +2241,7 @@
         </w:rPr>
         <w:t xml:space="preserve"> </w:t>
       </w:r>
-      <w:hyperlink r:id="rId26" w:history="1">
+      <w:hyperlink r:id="rId29" w:history="1">
         <w:r>
           <w:rPr>
             <w:rStyle w:val="Hyperlink"/>
@@ -2399,17 +2400,6 @@
           <w:szCs w:val="32"/>
         </w:rPr>
         <w:t xml:space="preserve"> Publications</w:t>
-      </w:r>
-      <w:r>
-        <w:rPr>
-          <w:rFonts w:ascii="Times New Roman" w:eastAsia="MS Gothic" w:hAnsi="Times New Roman" w:cs="Times New Roman"/>
-          <w:bCs/>
-          <w:color w:val="000000"/>
-          <w:spacing w:val="-10"/>
-          <w:sz w:val="28"/>
-          <w:szCs w:val="32"/>
-        </w:rPr>
-        <w:t xml:space="preserve"> [IF: Impact Factor]</w:t>
       </w:r>
       <w:r>
         <w:rPr>
@@ -2464,7 +2454,7 @@
           </mc:Choice>
           <mc:Fallback>
             <w:pict>
-              <v:line w14:anchorId="50E04C28" id="Straight Connector 1" o:spid="_x0000_s1026" alt="&quot;&quot;" style="visibility:visible;mso-wrap-style:square;mso-left-percent:-10001;mso-top-percent:-10001;mso-position-horizontal:absolute;mso-position-horizontal-relative:char;mso-position-vertical:absolute;mso-position-vertical-relative:line;mso-left-percent:-10001;mso-top-percent:-10001" from="0,0" to="468pt,0" o:gfxdata="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" strokecolor="windowText" strokeweight=".5pt">
+              <v:line w14:anchorId="619E957C" id="Straight Connector 1" o:spid="_x0000_s1026" alt="&quot;&quot;" style="visibility:visible;mso-wrap-style:square;mso-left-percent:-10001;mso-top-percent:-10001;mso-position-horizontal:absolute;mso-position-horizontal-relative:char;mso-position-vertical:absolute;mso-position-vertical-relative:line;mso-left-percent:-10001;mso-top-percent:-10001" from="0,0" to="468pt,0" o:gfxdata="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" strokecolor="windowText" strokeweight=".5pt">
                 <v:stroke joinstyle="miter"/>
                 <w10:anchorlock/>
               </v:line>
@@ -2564,7 +2554,7 @@
           <w:rFonts w:ascii="Times New Roman" w:eastAsia="Arial" w:hAnsi="Times New Roman" w:cs="Times New Roman"/>
           <w:i/>
           <w:iCs/>
-          <w:color w:val="215E99" w:themeColor="text2" w:themeTint="BF"/>
+          <w:color w:val="000000"/>
         </w:rPr>
         <w:t>Geophysical Research Letter</w:t>
       </w:r>
@@ -2573,34 +2563,9 @@
           <w:rFonts w:ascii="Times New Roman" w:eastAsia="Arial" w:hAnsi="Times New Roman" w:cs="Times New Roman"/>
           <w:i/>
           <w:iCs/>
-          <w:color w:val="215E99" w:themeColor="text2" w:themeTint="BF"/>
-        </w:rPr>
-        <w:t>s</w:t>
-      </w:r>
-      <w:r>
-        <w:rPr>
-          <w:rFonts w:ascii="Times New Roman" w:eastAsia="Arial" w:hAnsi="Times New Roman" w:cs="Times New Roman"/>
-          <w:i/>
-          <w:iCs/>
-          <w:color w:val="000000"/>
-        </w:rPr>
-        <w:t xml:space="preserve"> (In Press).</w:t>
-      </w:r>
-      <w:r>
-        <w:rPr>
-          <w:rFonts w:ascii="Times New Roman" w:eastAsia="Arial" w:hAnsi="Times New Roman" w:cs="Times New Roman"/>
-          <w:color w:val="000000"/>
-        </w:rPr>
-        <w:t xml:space="preserve"> </w:t>
-      </w:r>
-      <w:r>
-        <w:rPr>
-          <w:rFonts w:ascii="Times New Roman" w:eastAsia="Arial" w:hAnsi="Times New Roman" w:cs="Times New Roman"/>
-          <w:b/>
-          <w:bCs/>
-          <w:color w:val="000000"/>
-        </w:rPr>
-        <w:t>[IF: 4.6]</w:t>
+          <w:color w:val="000000"/>
+        </w:rPr>
+        <w:t>s (In Press).</w:t>
       </w:r>
     </w:p>
     <w:p>
@@ -2648,23 +2613,16 @@
           <w:rFonts w:ascii="Times New Roman" w:eastAsia="Arial" w:hAnsi="Times New Roman" w:cs="Times New Roman"/>
           <w:i/>
           <w:iCs/>
-          <w:color w:val="215E99" w:themeColor="text2" w:themeTint="BF"/>
+          <w:color w:val="000000"/>
         </w:rPr>
         <w:t>AGU Advances</w:t>
       </w:r>
       <w:r>
         <w:rPr>
           <w:rFonts w:ascii="Times New Roman" w:eastAsia="Arial" w:hAnsi="Times New Roman" w:cs="Times New Roman"/>
-          <w:color w:val="215E99" w:themeColor="text2" w:themeTint="BF"/>
-        </w:rPr>
-        <w:t xml:space="preserve"> </w:t>
-      </w:r>
-      <w:r>
-        <w:rPr>
-          <w:rFonts w:ascii="Times New Roman" w:eastAsia="Arial" w:hAnsi="Times New Roman" w:cs="Times New Roman"/>
-          <w:color w:val="000000"/>
-        </w:rPr>
-        <w:t xml:space="preserve">(In </w:t>
+          <w:color w:val="000000"/>
+        </w:rPr>
+        <w:t xml:space="preserve"> (In </w:t>
       </w:r>
       <w:r>
         <w:rPr>
@@ -2678,66 +2636,7 @@
           <w:rFonts w:ascii="Times New Roman" w:eastAsia="Arial" w:hAnsi="Times New Roman" w:cs="Times New Roman"/>
           <w:color w:val="000000"/>
         </w:rPr>
-        <w:t>, Commentary</w:t>
-      </w:r>
-      <w:r>
-        <w:rPr>
-          <w:rFonts w:ascii="Times New Roman" w:eastAsia="Arial" w:hAnsi="Times New Roman" w:cs="Times New Roman"/>
-          <w:color w:val="000000"/>
-        </w:rPr>
         <w:t>).</w:t>
-      </w:r>
-      <w:r>
-        <w:rPr>
-          <w:rFonts w:ascii="Times New Roman" w:eastAsia="Arial" w:hAnsi="Times New Roman" w:cs="Times New Roman"/>
-          <w:color w:val="000000"/>
-        </w:rPr>
-        <w:t xml:space="preserve"> </w:t>
-      </w:r>
-      <w:r>
-        <w:rPr>
-          <w:rFonts w:ascii="Times New Roman" w:eastAsia="Arial" w:hAnsi="Times New Roman" w:cs="Times New Roman"/>
-          <w:b/>
-          <w:bCs/>
-          <w:color w:val="000000"/>
-        </w:rPr>
-        <w:t xml:space="preserve">[IF: </w:t>
-      </w:r>
-      <w:r>
-        <w:rPr>
-          <w:rFonts w:ascii="Times New Roman" w:eastAsia="Arial" w:hAnsi="Times New Roman" w:cs="Times New Roman"/>
-          <w:b/>
-          <w:bCs/>
-          <w:color w:val="000000"/>
-        </w:rPr>
-        <w:t>7</w:t>
-      </w:r>
-      <w:r>
-        <w:rPr>
-          <w:rFonts w:ascii="Times New Roman" w:eastAsia="Arial" w:hAnsi="Times New Roman" w:cs="Times New Roman"/>
-          <w:b/>
-          <w:bCs/>
-          <w:color w:val="000000"/>
-        </w:rPr>
-        <w:t>.</w:t>
-      </w:r>
-      <w:r>
-        <w:rPr>
-          <w:rFonts w:ascii="Times New Roman" w:eastAsia="Arial" w:hAnsi="Times New Roman" w:cs="Times New Roman"/>
-          <w:b/>
-          <w:bCs/>
-          <w:color w:val="000000"/>
-        </w:rPr>
-        <w:t>4</w:t>
-      </w:r>
-      <w:r>
-        <w:rPr>
-          <w:rFonts w:ascii="Times New Roman" w:eastAsia="Arial" w:hAnsi="Times New Roman" w:cs="Times New Roman"/>
-          <w:b/>
-          <w:bCs/>
-          <w:color w:val="000000"/>
-        </w:rPr>
-        <w:t>]</w:t>
       </w:r>
     </w:p>
     <w:p>
@@ -2822,7 +2721,7 @@
           <w:rFonts w:ascii="Times New Roman" w:eastAsia="Arial" w:hAnsi="Times New Roman" w:cs="Times New Roman"/>
           <w:i/>
           <w:iCs/>
-          <w:color w:val="215E99" w:themeColor="text2" w:themeTint="BF"/>
+          <w:color w:val="000000"/>
         </w:rPr>
         <w:t>Hydrology and Earth System Sciences (HESS)</w:t>
       </w:r>
@@ -2844,7 +2743,7 @@
         </w:rPr>
         <w:t xml:space="preserve"> </w:t>
       </w:r>
-      <w:hyperlink r:id="rId27" w:history="1">
+      <w:hyperlink r:id="rId30" w:history="1">
         <w:r>
           <w:rPr>
             <w:rStyle w:val="Hyperlink"/>
@@ -2861,40 +2760,6 @@
         </w:rPr>
         <w:t>.</w:t>
       </w:r>
-      <w:r>
-        <w:rPr>
-          <w:rFonts w:ascii="Times New Roman" w:eastAsia="Arial" w:hAnsi="Times New Roman" w:cs="Times New Roman"/>
-          <w:color w:val="000000"/>
-        </w:rPr>
-        <w:t xml:space="preserve"> </w:t>
-      </w:r>
-      <w:r>
-        <w:rPr>
-          <w:rFonts w:ascii="Times New Roman" w:eastAsia="Arial" w:hAnsi="Times New Roman" w:cs="Times New Roman"/>
-          <w:b/>
-          <w:bCs/>
-          <w:color w:val="000000"/>
-        </w:rPr>
-        <w:t xml:space="preserve">[IF: </w:t>
-      </w:r>
-      <w:r>
-        <w:rPr>
-          <w:rFonts w:ascii="Times New Roman" w:eastAsia="Arial" w:hAnsi="Times New Roman" w:cs="Times New Roman"/>
-          <w:b/>
-          <w:bCs/>
-          <w:color w:val="000000"/>
-        </w:rPr>
-        <w:t>5.8</w:t>
-      </w:r>
-      <w:r>
-        <w:rPr>
-          <w:rFonts w:ascii="Times New Roman" w:eastAsia="Arial" w:hAnsi="Times New Roman" w:cs="Times New Roman"/>
-          <w:b/>
-          <w:bCs/>
-          <w:color w:val="000000"/>
-        </w:rPr>
-        <w:t>]</w:t>
-      </w:r>
     </w:p>
     <w:p>
       <w:pPr>
@@ -2983,7 +2848,7 @@
           <w:rFonts w:ascii="Times New Roman" w:eastAsia="Arial" w:hAnsi="Times New Roman" w:cs="Times New Roman"/>
           <w:i/>
           <w:iCs/>
-          <w:color w:val="215E99" w:themeColor="text2" w:themeTint="BF"/>
+          <w:color w:val="000000"/>
         </w:rPr>
         <w:t>Earth’s</w:t>
       </w:r>
@@ -2992,7 +2857,7 @@
           <w:rFonts w:ascii="Times New Roman" w:eastAsia="Arial" w:hAnsi="Times New Roman" w:cs="Times New Roman"/>
           <w:i/>
           <w:iCs/>
-          <w:color w:val="215E99" w:themeColor="text2" w:themeTint="BF"/>
+          <w:color w:val="000000"/>
         </w:rPr>
         <w:t xml:space="preserve"> </w:t>
       </w:r>
@@ -3001,7 +2866,7 @@
           <w:rFonts w:ascii="Times New Roman" w:eastAsia="Arial" w:hAnsi="Times New Roman" w:cs="Times New Roman"/>
           <w:i/>
           <w:iCs/>
-          <w:color w:val="215E99" w:themeColor="text2" w:themeTint="BF"/>
+          <w:color w:val="000000"/>
         </w:rPr>
         <w:t>Future</w:t>
       </w:r>
@@ -3019,7 +2884,7 @@
         </w:rPr>
         <w:t xml:space="preserve"> </w:t>
       </w:r>
-      <w:hyperlink r:id="rId28" w:history="1">
+      <w:hyperlink r:id="rId31" w:history="1">
         <w:r>
           <w:rPr>
             <w:rStyle w:val="Hyperlink"/>
@@ -3036,47 +2901,6 @@
         </w:rPr>
         <w:t>.</w:t>
       </w:r>
-      <w:r>
-        <w:rPr>
-          <w:rFonts w:ascii="Times New Roman" w:eastAsia="Arial" w:hAnsi="Times New Roman" w:cs="Times New Roman"/>
-          <w:color w:val="7F7F7F" w:themeColor="text1" w:themeTint="80"/>
-        </w:rPr>
-        <w:t xml:space="preserve"> </w:t>
-      </w:r>
-      <w:r>
-        <w:rPr>
-          <w:rFonts w:ascii="Times New Roman" w:eastAsia="Arial" w:hAnsi="Times New Roman" w:cs="Times New Roman"/>
-          <w:b/>
-          <w:bCs/>
-          <w:color w:val="000000"/>
-        </w:rPr>
-        <w:t xml:space="preserve">[IF: </w:t>
-      </w:r>
-      <w:r>
-        <w:rPr>
-          <w:rFonts w:ascii="Times New Roman" w:eastAsia="Arial" w:hAnsi="Times New Roman" w:cs="Times New Roman"/>
-          <w:b/>
-          <w:bCs/>
-          <w:color w:val="000000"/>
-        </w:rPr>
-        <w:t xml:space="preserve">8.2, </w:t>
-      </w:r>
-      <w:r>
-        <w:rPr>
-          <w:rFonts w:ascii="Times New Roman" w:eastAsia="Arial" w:hAnsi="Times New Roman" w:cs="Times New Roman"/>
-          <w:color w:val="000000"/>
-        </w:rPr>
-        <w:t>Commentary</w:t>
-      </w:r>
-      <w:r>
-        <w:rPr>
-          <w:rFonts w:ascii="Times New Roman" w:eastAsia="Arial" w:hAnsi="Times New Roman" w:cs="Times New Roman"/>
-          <w:b/>
-          <w:bCs/>
-          <w:color w:val="000000"/>
-        </w:rPr>
-        <w:t>]</w:t>
-      </w:r>
     </w:p>
     <w:p>
       <w:pPr>
@@ -3166,7 +2990,7 @@
         </w:rPr>
         <w:t xml:space="preserve">, </w:t>
       </w:r>
-      <w:hyperlink r:id="rId29" w:history="1">
+      <w:hyperlink r:id="rId32" w:history="1">
         <w:r>
           <w:rPr>
             <w:rStyle w:val="Hyperlink"/>
@@ -3183,22 +3007,6 @@
         </w:rPr>
         <w:t>.</w:t>
       </w:r>
-      <w:r>
-        <w:rPr>
-          <w:rFonts w:ascii="Times New Roman" w:eastAsia="Arial" w:hAnsi="Times New Roman" w:cs="Times New Roman"/>
-          <w:color w:val="000000"/>
-        </w:rPr>
-        <w:t xml:space="preserve"> </w:t>
-      </w:r>
-      <w:r>
-        <w:rPr>
-          <w:rFonts w:ascii="Times New Roman" w:eastAsia="Arial" w:hAnsi="Times New Roman" w:cs="Times New Roman"/>
-          <w:b/>
-          <w:bCs/>
-          <w:color w:val="000000"/>
-        </w:rPr>
-        <w:t>[IF: 4.6]</w:t>
-      </w:r>
     </w:p>
     <w:p>
       <w:pPr>
@@ -3245,7 +3053,7 @@
           <w:rFonts w:ascii="Times New Roman" w:eastAsia="Arial" w:hAnsi="Times New Roman" w:cs="Times New Roman"/>
           <w:i/>
           <w:iCs/>
-          <w:color w:val="215E99" w:themeColor="text2" w:themeTint="BF"/>
+          <w:color w:val="000000"/>
         </w:rPr>
         <w:t>Environmental Modeling and Software</w:t>
       </w:r>
@@ -3256,7 +3064,7 @@
         </w:rPr>
         <w:t xml:space="preserve">. </w:t>
       </w:r>
-      <w:hyperlink r:id="rId30" w:history="1">
+      <w:hyperlink r:id="rId33" w:history="1">
         <w:r>
           <w:rPr>
             <w:rStyle w:val="Hyperlink"/>
@@ -3273,22 +3081,6 @@
         </w:rPr>
         <w:t>.</w:t>
       </w:r>
-      <w:r>
-        <w:rPr>
-          <w:rFonts w:ascii="Times New Roman" w:eastAsia="Arial" w:hAnsi="Times New Roman" w:cs="Times New Roman"/>
-          <w:color w:val="000000"/>
-        </w:rPr>
-        <w:t xml:space="preserve"> </w:t>
-      </w:r>
-      <w:r>
-        <w:rPr>
-          <w:rFonts w:ascii="Times New Roman" w:eastAsia="Arial" w:hAnsi="Times New Roman" w:cs="Times New Roman"/>
-          <w:b/>
-          <w:bCs/>
-          <w:color w:val="000000"/>
-        </w:rPr>
-        <w:t>[IF: 4.6]</w:t>
-      </w:r>
     </w:p>
     <w:p>
       <w:pPr>
@@ -3391,7 +3183,7 @@
           <w:rFonts w:ascii="Times New Roman" w:eastAsia="Arial" w:hAnsi="Times New Roman" w:cs="Times New Roman"/>
           <w:i/>
           <w:iCs/>
-          <w:color w:val="215E99" w:themeColor="text2" w:themeTint="BF"/>
+          <w:color w:val="000000"/>
         </w:rPr>
         <w:t>GIScience</w:t>
       </w:r>
@@ -3401,7 +3193,7 @@
           <w:rFonts w:ascii="Times New Roman" w:eastAsia="Arial" w:hAnsi="Times New Roman" w:cs="Times New Roman"/>
           <w:i/>
           <w:iCs/>
-          <w:color w:val="215E99" w:themeColor="text2" w:themeTint="BF"/>
+          <w:color w:val="000000"/>
         </w:rPr>
         <w:t xml:space="preserve"> and Remote Sensing</w:t>
       </w:r>
@@ -3423,7 +3215,7 @@
         </w:rPr>
         <w:t xml:space="preserve"> </w:t>
       </w:r>
-      <w:hyperlink r:id="rId31" w:history="1">
+      <w:hyperlink r:id="rId34" w:history="1">
         <w:r>
           <w:rPr>
             <w:rStyle w:val="Hyperlink"/>
@@ -3441,40 +3233,6 @@
         </w:rPr>
         <w:t>.</w:t>
       </w:r>
-      <w:r>
-        <w:rPr>
-          <w:rFonts w:ascii="Times New Roman" w:eastAsia="Arial" w:hAnsi="Times New Roman" w:cs="Times New Roman"/>
-          <w:color w:val="7F7F7F" w:themeColor="text1" w:themeTint="80"/>
-        </w:rPr>
-        <w:t xml:space="preserve"> </w:t>
-      </w:r>
-      <w:r>
-        <w:rPr>
-          <w:rFonts w:ascii="Times New Roman" w:eastAsia="Arial" w:hAnsi="Times New Roman" w:cs="Times New Roman"/>
-          <w:b/>
-          <w:bCs/>
-          <w:color w:val="000000"/>
-        </w:rPr>
-        <w:t xml:space="preserve">[IF: </w:t>
-      </w:r>
-      <w:r>
-        <w:rPr>
-          <w:rFonts w:ascii="Times New Roman" w:eastAsia="Arial" w:hAnsi="Times New Roman" w:cs="Times New Roman"/>
-          <w:b/>
-          <w:bCs/>
-          <w:color w:val="000000"/>
-        </w:rPr>
-        <w:t>6.9</w:t>
-      </w:r>
-      <w:r>
-        <w:rPr>
-          <w:rFonts w:ascii="Times New Roman" w:eastAsia="Arial" w:hAnsi="Times New Roman" w:cs="Times New Roman"/>
-          <w:b/>
-          <w:bCs/>
-          <w:color w:val="000000"/>
-        </w:rPr>
-        <w:t>]</w:t>
-      </w:r>
     </w:p>
     <w:p>
       <w:pPr>
@@ -3571,19 +3329,9 @@
           <w:bCs/>
           <w:i/>
           <w:iCs/>
-          <w:color w:val="215E99" w:themeColor="text2" w:themeTint="BF"/>
-        </w:rPr>
-        <w:t>Earth’s Future</w:t>
-      </w:r>
-      <w:r>
-        <w:rPr>
-          <w:rFonts w:ascii="Times New Roman" w:eastAsia="Arial" w:hAnsi="Times New Roman" w:cs="Times New Roman"/>
-          <w:bCs/>
-          <w:i/>
-          <w:iCs/>
-          <w:color w:val="000000"/>
-        </w:rPr>
-        <w:t>, vol 12(10)</w:t>
+          <w:color w:val="000000"/>
+        </w:rPr>
+        <w:t>Earth’s Future, vol 12(10)</w:t>
       </w:r>
       <w:r>
         <w:rPr>
@@ -3593,7 +3341,7 @@
         </w:rPr>
         <w:t xml:space="preserve">, </w:t>
       </w:r>
-      <w:hyperlink r:id="rId32" w:history="1">
+      <w:hyperlink r:id="rId35" w:history="1">
         <w:r>
           <w:rPr>
             <w:rStyle w:val="Hyperlink"/>
@@ -3611,40 +3359,6 @@
         </w:rPr>
         <w:t>.</w:t>
       </w:r>
-      <w:r>
-        <w:rPr>
-          <w:rFonts w:ascii="Times New Roman" w:eastAsia="Arial" w:hAnsi="Times New Roman" w:cs="Times New Roman"/>
-          <w:color w:val="000000"/>
-        </w:rPr>
-        <w:t xml:space="preserve"> </w:t>
-      </w:r>
-      <w:r>
-        <w:rPr>
-          <w:rFonts w:ascii="Times New Roman" w:eastAsia="Arial" w:hAnsi="Times New Roman" w:cs="Times New Roman"/>
-          <w:b/>
-          <w:bCs/>
-          <w:color w:val="000000"/>
-        </w:rPr>
-        <w:t xml:space="preserve">[IF: </w:t>
-      </w:r>
-      <w:r>
-        <w:rPr>
-          <w:rFonts w:ascii="Times New Roman" w:eastAsia="Arial" w:hAnsi="Times New Roman" w:cs="Times New Roman"/>
-          <w:b/>
-          <w:bCs/>
-          <w:color w:val="000000"/>
-        </w:rPr>
-        <w:t>8.2</w:t>
-      </w:r>
-      <w:r>
-        <w:rPr>
-          <w:rFonts w:ascii="Times New Roman" w:eastAsia="Arial" w:hAnsi="Times New Roman" w:cs="Times New Roman"/>
-          <w:b/>
-          <w:bCs/>
-          <w:color w:val="000000"/>
-        </w:rPr>
-        <w:t>]</w:t>
-      </w:r>
     </w:p>
     <w:p>
       <w:pPr>
@@ -3661,6 +3375,7 @@
           <w:rFonts w:ascii="Times New Roman" w:eastAsia="Arial" w:hAnsi="Times New Roman" w:cs="Times New Roman"/>
           <w:color w:val="000000"/>
         </w:rPr>
+        <w:lastRenderedPageBreak/>
         <w:t>6.</w:t>
       </w:r>
       <w:r>
@@ -3778,7 +3493,7 @@
           <w:bCs/>
           <w:i/>
           <w:iCs/>
-          <w:color w:val="215E99" w:themeColor="text2" w:themeTint="BF"/>
+          <w:color w:val="000000"/>
         </w:rPr>
         <w:t>Geoscientific Model Development</w:t>
       </w:r>
@@ -3790,7 +3505,7 @@
         </w:rPr>
         <w:t xml:space="preserve">, </w:t>
       </w:r>
-      <w:hyperlink r:id="rId33" w:history="1">
+      <w:hyperlink r:id="rId36" w:history="1">
         <w:r>
           <w:rPr>
             <w:rStyle w:val="Hyperlink"/>
@@ -3808,40 +3523,6 @@
         </w:rPr>
         <w:t>.</w:t>
       </w:r>
-      <w:r>
-        <w:rPr>
-          <w:rFonts w:ascii="Times New Roman" w:eastAsia="Arial" w:hAnsi="Times New Roman" w:cs="Times New Roman"/>
-          <w:color w:val="000000"/>
-        </w:rPr>
-        <w:t xml:space="preserve"> </w:t>
-      </w:r>
-      <w:r>
-        <w:rPr>
-          <w:rFonts w:ascii="Times New Roman" w:eastAsia="Arial" w:hAnsi="Times New Roman" w:cs="Times New Roman"/>
-          <w:b/>
-          <w:bCs/>
-          <w:color w:val="000000"/>
-        </w:rPr>
-        <w:t>[IF: 4.</w:t>
-      </w:r>
-      <w:r>
-        <w:rPr>
-          <w:rFonts w:ascii="Times New Roman" w:eastAsia="Arial" w:hAnsi="Times New Roman" w:cs="Times New Roman"/>
-          <w:b/>
-          <w:bCs/>
-          <w:color w:val="000000"/>
-        </w:rPr>
-        <w:t>9</w:t>
-      </w:r>
-      <w:r>
-        <w:rPr>
-          <w:rFonts w:ascii="Times New Roman" w:eastAsia="Arial" w:hAnsi="Times New Roman" w:cs="Times New Roman"/>
-          <w:b/>
-          <w:bCs/>
-          <w:color w:val="000000"/>
-        </w:rPr>
-        <w:t>]</w:t>
-      </w:r>
     </w:p>
     <w:p>
       <w:pPr>
@@ -3913,19 +3594,9 @@
           <w:bCs/>
           <w:i/>
           <w:iCs/>
-          <w:color w:val="215E99" w:themeColor="text2" w:themeTint="BF"/>
-        </w:rPr>
-        <w:t>Remote Sensing of Environment</w:t>
-      </w:r>
-      <w:r>
-        <w:rPr>
-          <w:rFonts w:ascii="Times New Roman" w:eastAsia="Arial" w:hAnsi="Times New Roman" w:cs="Times New Roman"/>
-          <w:bCs/>
-          <w:i/>
-          <w:iCs/>
-          <w:color w:val="000000"/>
-        </w:rPr>
-        <w:t>, vol. 307</w:t>
+          <w:color w:val="000000"/>
+        </w:rPr>
+        <w:t>Remote Sensing of Environment, vol. 307</w:t>
       </w:r>
       <w:r>
         <w:rPr>
@@ -3935,7 +3606,7 @@
         </w:rPr>
         <w:t xml:space="preserve">, </w:t>
       </w:r>
-      <w:hyperlink r:id="rId34" w:history="1">
+      <w:hyperlink r:id="rId37" w:history="1">
         <w:r>
           <w:rPr>
             <w:rStyle w:val="Hyperlink"/>
@@ -3953,58 +3624,6 @@
         </w:rPr>
         <w:t>.</w:t>
       </w:r>
-      <w:r>
-        <w:rPr>
-          <w:rFonts w:ascii="Times New Roman" w:eastAsia="Arial" w:hAnsi="Times New Roman" w:cs="Times New Roman"/>
-          <w:color w:val="000000"/>
-        </w:rPr>
-        <w:t xml:space="preserve"> </w:t>
-      </w:r>
-      <w:r>
-        <w:rPr>
-          <w:rFonts w:ascii="Times New Roman" w:eastAsia="Arial" w:hAnsi="Times New Roman" w:cs="Times New Roman"/>
-          <w:b/>
-          <w:bCs/>
-          <w:color w:val="000000"/>
-        </w:rPr>
-        <w:t xml:space="preserve">[IF: </w:t>
-      </w:r>
-      <w:r>
-        <w:rPr>
-          <w:rFonts w:ascii="Times New Roman" w:eastAsia="Arial" w:hAnsi="Times New Roman" w:cs="Times New Roman"/>
-          <w:b/>
-          <w:bCs/>
-          <w:color w:val="000000"/>
-        </w:rPr>
-        <w:t>11</w:t>
-      </w:r>
-      <w:r>
-        <w:rPr>
-          <w:rFonts w:ascii="Times New Roman" w:eastAsia="Arial" w:hAnsi="Times New Roman" w:cs="Times New Roman"/>
-          <w:b/>
-          <w:bCs/>
-          <w:color w:val="000000"/>
-        </w:rPr>
-        <w:t>.</w:t>
-      </w:r>
-      <w:r>
-        <w:rPr>
-          <w:rFonts w:ascii="Times New Roman" w:eastAsia="Arial" w:hAnsi="Times New Roman" w:cs="Times New Roman"/>
-          <w:b/>
-          <w:bCs/>
-          <w:color w:val="000000"/>
-        </w:rPr>
-        <w:t>4</w:t>
-      </w:r>
-      <w:r>
-        <w:rPr>
-          <w:rFonts w:ascii="Times New Roman" w:eastAsia="Arial" w:hAnsi="Times New Roman" w:cs="Times New Roman"/>
-          <w:b/>
-          <w:bCs/>
-          <w:color w:val="000000"/>
-        </w:rPr>
-        <w:t>]</w:t>
-      </w:r>
     </w:p>
     <w:p>
       <w:pPr>
@@ -4142,19 +3761,9 @@
           <w:bCs/>
           <w:i/>
           <w:iCs/>
-          <w:color w:val="215E99" w:themeColor="text2" w:themeTint="BF"/>
-        </w:rPr>
-        <w:t>Northwest Science</w:t>
-      </w:r>
-      <w:r>
-        <w:rPr>
-          <w:rFonts w:ascii="Times New Roman" w:eastAsia="Arial" w:hAnsi="Times New Roman" w:cs="Times New Roman"/>
-          <w:bCs/>
-          <w:i/>
-          <w:iCs/>
-          <w:color w:val="000000"/>
-        </w:rPr>
-        <w:t>, vol. 97(4)</w:t>
+          <w:color w:val="000000"/>
+        </w:rPr>
+        <w:t>Northwest Science, vol. 97(4)</w:t>
       </w:r>
       <w:r>
         <w:rPr>
@@ -4170,7 +3779,7 @@
         </w:rPr>
         <w:t xml:space="preserve"> </w:t>
       </w:r>
-      <w:hyperlink r:id="rId35" w:history="1">
+      <w:hyperlink r:id="rId38" w:history="1">
         <w:r>
           <w:rPr>
             <w:rStyle w:val="Hyperlink"/>
@@ -4180,12 +3789,6 @@
           <w:t>https://doi.org/10.3955/046.097.0403</w:t>
         </w:r>
       </w:hyperlink>
-      <w:r>
-        <w:t>.</w:t>
-      </w:r>
-      <w:r>
-        <w:t xml:space="preserve"> </w:t>
-      </w:r>
     </w:p>
     <w:p>
       <w:pPr>
@@ -4257,21 +3860,11 @@
           <w:bCs/>
           <w:i/>
           <w:iCs/>
-          <w:color w:val="215E99" w:themeColor="text2" w:themeTint="BF"/>
-        </w:rPr>
-        <w:t>IEEE JSTARS</w:t>
-      </w:r>
-      <w:r>
-        <w:rPr>
-          <w:rFonts w:ascii="Times New Roman" w:eastAsia="Arial" w:hAnsi="Times New Roman" w:cs="Times New Roman"/>
-          <w:bCs/>
-          <w:i/>
-          <w:iCs/>
-          <w:color w:val="000000"/>
-        </w:rPr>
-        <w:t xml:space="preserve">. </w:t>
-      </w:r>
-      <w:hyperlink r:id="rId36" w:history="1">
+          <w:color w:val="000000"/>
+        </w:rPr>
+        <w:t xml:space="preserve">IEEE JSTARS. </w:t>
+      </w:r>
+      <w:hyperlink r:id="rId39" w:history="1">
         <w:r>
           <w:rPr>
             <w:rStyle w:val="Hyperlink"/>
@@ -4289,40 +3882,6 @@
         </w:rPr>
         <w:t>.</w:t>
       </w:r>
-      <w:r>
-        <w:rPr>
-          <w:rFonts w:ascii="Times New Roman" w:eastAsia="Arial" w:hAnsi="Times New Roman" w:cs="Times New Roman"/>
-          <w:color w:val="000000"/>
-        </w:rPr>
-        <w:t xml:space="preserve"> </w:t>
-      </w:r>
-      <w:r>
-        <w:rPr>
-          <w:rFonts w:ascii="Times New Roman" w:eastAsia="Arial" w:hAnsi="Times New Roman" w:cs="Times New Roman"/>
-          <w:b/>
-          <w:bCs/>
-          <w:color w:val="000000"/>
-        </w:rPr>
-        <w:t xml:space="preserve">[IF: </w:t>
-      </w:r>
-      <w:r>
-        <w:rPr>
-          <w:rFonts w:ascii="Times New Roman" w:eastAsia="Arial" w:hAnsi="Times New Roman" w:cs="Times New Roman"/>
-          <w:b/>
-          <w:bCs/>
-          <w:color w:val="000000"/>
-        </w:rPr>
-        <w:t>5.3</w:t>
-      </w:r>
-      <w:r>
-        <w:rPr>
-          <w:rFonts w:ascii="Times New Roman" w:eastAsia="Arial" w:hAnsi="Times New Roman" w:cs="Times New Roman"/>
-          <w:b/>
-          <w:bCs/>
-          <w:color w:val="000000"/>
-        </w:rPr>
-        <w:t>]</w:t>
-      </w:r>
     </w:p>
     <w:p>
       <w:pPr>
@@ -4446,21 +4005,11 @@
           <w:bCs/>
           <w:i/>
           <w:iCs/>
-          <w:color w:val="215E99" w:themeColor="text2" w:themeTint="BF"/>
-        </w:rPr>
-        <w:t>Environmental Modeling and Software</w:t>
-      </w:r>
-      <w:r>
-        <w:rPr>
-          <w:rFonts w:ascii="Times New Roman" w:eastAsia="Arial" w:hAnsi="Times New Roman" w:cs="Times New Roman"/>
-          <w:bCs/>
-          <w:i/>
-          <w:iCs/>
-          <w:color w:val="000000"/>
-        </w:rPr>
-        <w:t xml:space="preserve">. </w:t>
-      </w:r>
-      <w:hyperlink r:id="rId37" w:history="1">
+          <w:color w:val="000000"/>
+        </w:rPr>
+        <w:t xml:space="preserve">Environmental Modeling and Software. </w:t>
+      </w:r>
+      <w:hyperlink r:id="rId40" w:history="1">
         <w:r>
           <w:rPr>
             <w:rStyle w:val="Hyperlink"/>
@@ -4478,22 +4027,6 @@
         </w:rPr>
         <w:t>.</w:t>
       </w:r>
-      <w:r>
-        <w:rPr>
-          <w:rFonts w:ascii="Times New Roman" w:eastAsia="Arial" w:hAnsi="Times New Roman" w:cs="Times New Roman"/>
-          <w:color w:val="000000"/>
-        </w:rPr>
-        <w:t xml:space="preserve"> </w:t>
-      </w:r>
-      <w:r>
-        <w:rPr>
-          <w:rFonts w:ascii="Times New Roman" w:eastAsia="Arial" w:hAnsi="Times New Roman" w:cs="Times New Roman"/>
-          <w:b/>
-          <w:bCs/>
-          <w:color w:val="000000"/>
-        </w:rPr>
-        <w:t>[IF: 4.6]</w:t>
-      </w:r>
     </w:p>
     <w:p>
       <w:pPr>
@@ -4555,7 +4088,7 @@
           <w:rFonts w:ascii="Times New Roman" w:eastAsia="Arial" w:hAnsi="Times New Roman" w:cs="Times New Roman"/>
           <w:i/>
           <w:iCs/>
-          <w:color w:val="215E99" w:themeColor="text2" w:themeTint="BF"/>
+          <w:color w:val="000000"/>
         </w:rPr>
         <w:t>Climate Change and Extreme Events</w:t>
       </w:r>
@@ -4568,7 +4101,7 @@
         </w:rPr>
         <w:t xml:space="preserve">. </w:t>
       </w:r>
-      <w:hyperlink r:id="rId38" w:history="1">
+      <w:hyperlink r:id="rId41" w:history="1">
         <w:r>
           <w:rPr>
             <w:rStyle w:val="Hyperlink"/>
@@ -4585,59 +4118,6 @@
           <w:u w:val="single"/>
         </w:rPr>
         <w:t>.</w:t>
-      </w:r>
-      <w:r>
-        <w:rPr>
-          <w:rFonts w:ascii="Times New Roman" w:eastAsia="Arial" w:hAnsi="Times New Roman" w:cs="Times New Roman"/>
-          <w:color w:val="7F7F7F" w:themeColor="text1" w:themeTint="80"/>
-          <w:u w:val="single"/>
-        </w:rPr>
-        <w:t xml:space="preserve"> </w:t>
-      </w:r>
-      <w:r>
-        <w:rPr>
-          <w:rFonts w:ascii="Times New Roman" w:eastAsia="Arial" w:hAnsi="Times New Roman" w:cs="Times New Roman"/>
-          <w:b/>
-          <w:bCs/>
-          <w:color w:val="000000"/>
-        </w:rPr>
-        <w:t xml:space="preserve">[IF: </w:t>
-      </w:r>
-      <w:r>
-        <w:rPr>
-          <w:rFonts w:ascii="Times New Roman" w:eastAsia="Arial" w:hAnsi="Times New Roman" w:cs="Times New Roman"/>
-          <w:b/>
-          <w:bCs/>
-          <w:color w:val="000000"/>
-        </w:rPr>
-        <w:t>6</w:t>
-      </w:r>
-      <w:r>
-        <w:rPr>
-          <w:rFonts w:ascii="Times New Roman" w:eastAsia="Arial" w:hAnsi="Times New Roman" w:cs="Times New Roman"/>
-          <w:b/>
-          <w:bCs/>
-          <w:color w:val="000000"/>
-        </w:rPr>
-        <w:t>.</w:t>
-      </w:r>
-      <w:r>
-        <w:rPr>
-          <w:rFonts w:ascii="Times New Roman" w:eastAsia="Arial" w:hAnsi="Times New Roman" w:cs="Times New Roman"/>
-          <w:b/>
-          <w:bCs/>
-          <w:color w:val="000000"/>
-        </w:rPr>
-        <w:t>9</w:t>
-      </w:r>
-      <w:r>
-        <w:rPr>
-          <w:rFonts w:ascii="Times New Roman" w:eastAsia="Arial" w:hAnsi="Times New Roman" w:cs="Times New Roman"/>
-          <w:b/>
-          <w:bCs/>
-          <w:color w:val="000000"/>
-        </w:rPr>
-        <w:t>]</w:t>
       </w:r>
     </w:p>
     <w:p>
@@ -4717,7 +4197,7 @@
           </mc:Choice>
           <mc:Fallback>
             <w:pict>
-              <v:line w14:anchorId="6D7EAEBF" id="Straight Connector 1" o:spid="_x0000_s1026" alt="&quot;&quot;" style="visibility:visible;mso-wrap-style:square;mso-left-percent:-10001;mso-top-percent:-10001;mso-position-horizontal:absolute;mso-position-horizontal-relative:char;mso-position-vertical:absolute;mso-position-vertical-relative:line;mso-left-percent:-10001;mso-top-percent:-10001" from="0,0" to="468pt,0" o:gfxdata="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" strokecolor="windowText" strokeweight=".5pt">
+              <v:line w14:anchorId="36061087" id="Straight Connector 1" o:spid="_x0000_s1026" alt="&quot;&quot;" style="visibility:visible;mso-wrap-style:square;mso-left-percent:-10001;mso-top-percent:-10001;mso-position-horizontal:absolute;mso-position-horizontal-relative:char;mso-position-vertical:absolute;mso-position-vertical-relative:line;mso-left-percent:-10001;mso-top-percent:-10001" from="0,0" to="468pt,0" o:gfxdata="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" strokecolor="windowText" strokeweight=".5pt">
                 <v:stroke joinstyle="miter"/>
                 <w10:anchorlock/>
               </v:line>
@@ -6864,7 +6344,7 @@
           </mc:Choice>
           <mc:Fallback>
             <w:pict>
-              <v:line w14:anchorId="5A8D06D5" id="Straight Connector 1" o:spid="_x0000_s1026" alt="&quot;&quot;" style="visibility:visible;mso-wrap-style:square;mso-left-percent:-10001;mso-top-percent:-10001;mso-position-horizontal:absolute;mso-position-horizontal-relative:char;mso-position-vertical:absolute;mso-position-vertical-relative:line;mso-left-percent:-10001;mso-top-percent:-10001" from="0,0" to="468pt,0" o:gfxdata="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" strokecolor="windowText" strokeweight=".5pt">
+              <v:line w14:anchorId="0568C5EA" id="Straight Connector 1" o:spid="_x0000_s1026" alt="&quot;&quot;" style="visibility:visible;mso-wrap-style:square;mso-left-percent:-10001;mso-top-percent:-10001;mso-position-horizontal:absolute;mso-position-horizontal-relative:char;mso-position-vertical:absolute;mso-position-vertical-relative:line;mso-left-percent:-10001;mso-top-percent:-10001" from="0,0" to="468pt,0" o:gfxdata="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" strokecolor="windowText" strokeweight=".5pt">
                 <v:stroke joinstyle="miter"/>
                 <w10:anchorlock/>
               </v:line>
@@ -6978,7 +6458,7 @@
         </w:rPr>
         <w:t xml:space="preserve"> </w:t>
       </w:r>
-      <w:hyperlink r:id="rId39" w:history="1">
+      <w:hyperlink r:id="rId42" w:history="1">
         <w:r>
           <w:rPr>
             <w:rStyle w:val="Hyperlink"/>
@@ -7133,7 +6613,7 @@
         </w:rPr>
         <w:t xml:space="preserve"> </w:t>
       </w:r>
-      <w:hyperlink r:id="rId40" w:history="1">
+      <w:hyperlink r:id="rId43" w:history="1">
         <w:r>
           <w:rPr>
             <w:rStyle w:val="Hyperlink"/>
@@ -7265,7 +6745,7 @@
         </w:rPr>
         <w:t xml:space="preserve"> </w:t>
       </w:r>
-      <w:hyperlink r:id="rId41" w:history="1">
+      <w:hyperlink r:id="rId44" w:history="1">
         <w:r>
           <w:rPr>
             <w:rStyle w:val="Hyperlink"/>
@@ -7388,7 +6868,7 @@
           </mc:Choice>
           <mc:Fallback>
             <w:pict>
-              <v:line w14:anchorId="249F5AF3" id="Straight Connector 1" o:spid="_x0000_s1026" alt="&quot;&quot;" style="visibility:visible;mso-wrap-style:square;mso-left-percent:-10001;mso-top-percent:-10001;mso-position-horizontal:absolute;mso-position-horizontal-relative:char;mso-position-vertical:absolute;mso-position-vertical-relative:line;mso-left-percent:-10001;mso-top-percent:-10001" from="0,0" to="468pt,0" o:gfxdata="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" strokecolor="windowText" strokeweight=".5pt">
+              <v:line w14:anchorId="34913914" id="Straight Connector 1" o:spid="_x0000_s1026" alt="&quot;&quot;" style="visibility:visible;mso-wrap-style:square;mso-left-percent:-10001;mso-top-percent:-10001;mso-position-horizontal:absolute;mso-position-horizontal-relative:char;mso-position-vertical:absolute;mso-position-vertical-relative:line;mso-left-percent:-10001;mso-top-percent:-10001" from="0,0" to="468pt,0" o:gfxdata="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" strokecolor="windowText" strokeweight=".5pt">
                 <v:stroke joinstyle="miter"/>
                 <w10:anchorlock/>
               </v:line>
@@ -7463,7 +6943,7 @@
         </w:rPr>
         <w:t xml:space="preserve">. </w:t>
       </w:r>
-      <w:hyperlink r:id="rId42" w:history="1">
+      <w:hyperlink r:id="rId45" w:history="1">
         <w:r>
           <w:rPr>
             <w:rStyle w:val="Hyperlink"/>
@@ -7571,7 +7051,7 @@
           </mc:Choice>
           <mc:Fallback>
             <w:pict>
-              <v:line w14:anchorId="6D650EA5" id="Straight Connector 1" o:spid="_x0000_s1026" alt="&quot;&quot;" style="visibility:visible;mso-wrap-style:square;mso-left-percent:-10001;mso-top-percent:-10001;mso-position-horizontal:absolute;mso-position-horizontal-relative:char;mso-position-vertical:absolute;mso-position-vertical-relative:line;mso-left-percent:-10001;mso-top-percent:-10001" from="0,0" to="468pt,0" o:gfxdata="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" strokecolor="windowText" strokeweight=".5pt">
+              <v:line w14:anchorId="3C6D84DF" id="Straight Connector 1" o:spid="_x0000_s1026" alt="&quot;&quot;" style="visibility:visible;mso-wrap-style:square;mso-left-percent:-10001;mso-top-percent:-10001;mso-position-horizontal:absolute;mso-position-horizontal-relative:char;mso-position-vertical:absolute;mso-position-vertical-relative:line;mso-left-percent:-10001;mso-top-percent:-10001" from="0,0" to="468pt,0" o:gfxdata="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" strokecolor="windowText" strokeweight=".5pt">
                 <v:stroke joinstyle="miter"/>
                 <w10:anchorlock/>
               </v:line>
@@ -7686,7 +7166,21 @@
                 <w:rFonts w:ascii="Times New Roman" w:eastAsia="Arial" w:hAnsi="Times New Roman" w:cs="Times New Roman"/>
                 <w:color w:val="000000"/>
               </w:rPr>
-              <w:t xml:space="preserve">Remote Sensing of Environment (1) </w:t>
+              <w:t>Remote Sensing of Environment (</w:t>
+            </w:r>
+            <w:r>
+              <w:rPr>
+                <w:rFonts w:ascii="Times New Roman" w:eastAsia="Arial" w:hAnsi="Times New Roman" w:cs="Times New Roman"/>
+                <w:color w:val="000000"/>
+              </w:rPr>
+              <w:t>2</w:t>
+            </w:r>
+            <w:r>
+              <w:rPr>
+                <w:rFonts w:ascii="Times New Roman" w:eastAsia="Arial" w:hAnsi="Times New Roman" w:cs="Times New Roman"/>
+                <w:color w:val="000000"/>
+              </w:rPr>
+              <w:t xml:space="preserve">) </w:t>
             </w:r>
           </w:p>
         </w:tc>
@@ -8010,7 +7504,7 @@
           </mc:Choice>
           <mc:Fallback>
             <w:pict>
-              <v:line w14:anchorId="01105BD8" id="Straight Connector 1" o:spid="_x0000_s1026" alt="&quot;&quot;" style="visibility:visible;mso-wrap-style:square;mso-left-percent:-10001;mso-top-percent:-10001;mso-position-horizontal:absolute;mso-position-horizontal-relative:char;mso-position-vertical:absolute;mso-position-vertical-relative:line;mso-left-percent:-10001;mso-top-percent:-10001" from="0,0" to="468pt,0" o:gfxdata="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" strokecolor="windowText" strokeweight=".5pt">
+              <v:line w14:anchorId="2FB69296" id="Straight Connector 1" o:spid="_x0000_s1026" alt="&quot;&quot;" style="visibility:visible;mso-wrap-style:square;mso-left-percent:-10001;mso-top-percent:-10001;mso-position-horizontal:absolute;mso-position-horizontal-relative:char;mso-position-vertical:absolute;mso-position-vertical-relative:line;mso-left-percent:-10001;mso-top-percent:-10001" from="0,0" to="468pt,0" o:gfxdata="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" strokecolor="windowText" strokeweight=".5pt">
                 <v:stroke joinstyle="miter"/>
                 <w10:anchorlock/>
               </v:line>
@@ -8300,7 +7794,7 @@
         </w:rPr>
         <w:t xml:space="preserve"> - </w:t>
       </w:r>
-      <w:hyperlink r:id="rId43" w:history="1">
+      <w:hyperlink r:id="rId46" w:history="1">
         <w:proofErr w:type="spellStart"/>
         <w:r>
           <w:rPr>
@@ -8333,7 +7827,7 @@
         </w:rPr>
         <w:t xml:space="preserve"> </w:t>
       </w:r>
-      <w:hyperlink r:id="rId44" w:history="1">
+      <w:hyperlink r:id="rId47" w:history="1">
         <w:proofErr w:type="spellStart"/>
         <w:r>
           <w:rPr>
@@ -8360,7 +7854,7 @@
       <w:r>
         <w:t xml:space="preserve">, </w:t>
       </w:r>
-      <w:hyperlink r:id="rId45" w:history="1">
+      <w:hyperlink r:id="rId48" w:history="1">
         <w:proofErr w:type="spellStart"/>
         <w:r>
           <w:rPr>
@@ -8486,7 +7980,7 @@
         </w:rPr>
         <w:t xml:space="preserve"> Tool for public use (with link) - </w:t>
       </w:r>
-      <w:hyperlink r:id="rId46" w:history="1">
+      <w:hyperlink r:id="rId49" w:history="1">
         <w:proofErr w:type="spellStart"/>
         <w:r>
           <w:rPr>
@@ -8573,7 +8067,7 @@
         </w:rPr>
         <w:t xml:space="preserve"> </w:t>
       </w:r>
-      <w:hyperlink r:id="rId47" w:history="1">
+      <w:hyperlink r:id="rId50" w:history="1">
         <w:r>
           <w:rPr>
             <w:rStyle w:val="Hyperlink"/>
@@ -8946,7 +8440,7 @@
         </w:rPr>
         <w:t xml:space="preserve"> Framework on GitHub - </w:t>
       </w:r>
-      <w:hyperlink r:id="rId48" w:history="1">
+      <w:hyperlink r:id="rId51" w:history="1">
         <w:r>
           <w:rPr>
             <w:rStyle w:val="Hyperlink"/>
@@ -8973,6 +8467,7 @@
           <w:rFonts w:ascii="Times New Roman" w:eastAsia="Arial" w:hAnsi="Times New Roman" w:cs="Times New Roman"/>
           <w:color w:val="000000"/>
         </w:rPr>
+        <w:lastRenderedPageBreak/>
         <w:t xml:space="preserve">Undergraduate Research Work, </w:t>
       </w:r>
       <w:r>
@@ -9219,7 +8714,7 @@
         </w:rPr>
         <w:t xml:space="preserve">Published as a </w:t>
       </w:r>
-      <w:hyperlink r:id="rId49" w:history="1">
+      <w:hyperlink r:id="rId52" w:history="1">
         <w:r>
           <w:rPr>
             <w:rStyle w:val="Hyperlink"/>
@@ -9325,7 +8820,7 @@
           </mc:Choice>
           <mc:Fallback>
             <w:pict>
-              <v:line w14:anchorId="4CD3B55F" id="Straight Connector 1" o:spid="_x0000_s1026" alt="&quot;&quot;" style="visibility:visible;mso-wrap-style:square;mso-left-percent:-10001;mso-top-percent:-10001;mso-position-horizontal:absolute;mso-position-horizontal-relative:char;mso-position-vertical:absolute;mso-position-vertical-relative:line;mso-left-percent:-10001;mso-top-percent:-10001" from="0,0" to="468pt,0" o:gfxdata="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" strokecolor="windowText" strokeweight=".5pt">
+              <v:line w14:anchorId="20E7FB1E" id="Straight Connector 1" o:spid="_x0000_s1026" alt="&quot;&quot;" style="visibility:visible;mso-wrap-style:square;mso-left-percent:-10001;mso-top-percent:-10001;mso-position-horizontal:absolute;mso-position-horizontal-relative:char;mso-position-vertical:absolute;mso-position-vertical-relative:line;mso-left-percent:-10001;mso-top-percent:-10001" from="0,0" to="468pt,0" o:gfxdata="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" strokecolor="windowText" strokeweight=".5pt">
                 <v:stroke joinstyle="miter"/>
                 <w10:anchorlock/>
               </v:line>
@@ -10815,7 +10310,7 @@
           </mc:Choice>
           <mc:Fallback>
             <w:pict>
-              <v:line w14:anchorId="771D9EBF" id="Straight Connector 1" o:spid="_x0000_s1026" alt="&quot;&quot;" style="visibility:visible;mso-wrap-style:square;mso-left-percent:-10001;mso-top-percent:-10001;mso-position-horizontal:absolute;mso-position-horizontal-relative:char;mso-position-vertical:absolute;mso-position-vertical-relative:line;mso-left-percent:-10001;mso-top-percent:-10001" from="0,0" to="468pt,0" o:gfxdata="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" strokecolor="windowText" strokeweight=".5pt">
+              <v:line w14:anchorId="33DDA52F" id="Straight Connector 1" o:spid="_x0000_s1026" alt="&quot;&quot;" style="visibility:visible;mso-wrap-style:square;mso-left-percent:-10001;mso-top-percent:-10001;mso-position-horizontal:absolute;mso-position-horizontal-relative:char;mso-position-vertical:absolute;mso-position-vertical-relative:line;mso-left-percent:-10001;mso-top-percent:-10001" from="0,0" to="468pt,0" o:gfxdata="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" strokecolor="windowText" strokeweight=".5pt">
                 <v:stroke joinstyle="miter"/>
                 <w10:anchorlock/>
               </v:line>
@@ -11186,6 +10681,7 @@
           <w:b/>
           <w:color w:val="000000"/>
         </w:rPr>
+        <w:lastRenderedPageBreak/>
         <w:t>Department of Agricultural Extension</w:t>
       </w:r>
       <w:r>
@@ -11701,7 +11197,7 @@
           </mc:Choice>
           <mc:Fallback>
             <w:pict>
-              <v:line w14:anchorId="51BBFEC4" id="Straight Connector 1" o:spid="_x0000_s1026" alt="&quot;&quot;" style="visibility:visible;mso-wrap-style:square;mso-left-percent:-10001;mso-top-percent:-10001;mso-position-horizontal:absolute;mso-position-horizontal-relative:char;mso-position-vertical:absolute;mso-position-vertical-relative:line;mso-left-percent:-10001;mso-top-percent:-10001" from="0,0" to="468pt,0" o:gfxdata="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" strokecolor="windowText" strokeweight=".5pt">
+              <v:line w14:anchorId="4BE2A524" id="Straight Connector 1" o:spid="_x0000_s1026" alt="&quot;&quot;" style="visibility:visible;mso-wrap-style:square;mso-left-percent:-10001;mso-top-percent:-10001;mso-position-horizontal:absolute;mso-position-horizontal-relative:char;mso-position-vertical:absolute;mso-position-vertical-relative:line;mso-left-percent:-10001;mso-top-percent:-10001" from="0,0" to="468pt,0" o:gfxdata="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" strokecolor="windowText" strokeweight=".5pt">
                 <v:stroke joinstyle="miter"/>
                 <w10:anchorlock/>
               </v:line>
@@ -11724,7 +11220,7 @@
           <w:color w:val="000000"/>
         </w:rPr>
       </w:pPr>
-      <w:hyperlink r:id="rId50" w:history="1">
+      <w:hyperlink r:id="rId53" w:history="1">
         <w:r>
           <w:rPr>
             <w:rStyle w:val="Hyperlink"/>
@@ -11757,7 +11253,7 @@
           <w:color w:val="000000"/>
         </w:rPr>
       </w:pPr>
-      <w:hyperlink r:id="rId51" w:history="1">
+      <w:hyperlink r:id="rId54" w:history="1">
         <w:r>
           <w:rPr>
             <w:rStyle w:val="Hyperlink"/>
@@ -11800,7 +11296,7 @@
           <w:color w:val="000000"/>
         </w:rPr>
       </w:pPr>
-      <w:hyperlink r:id="rId52" w:history="1">
+      <w:hyperlink r:id="rId55" w:history="1">
         <w:r>
           <w:rPr>
             <w:rStyle w:val="Hyperlink"/>
@@ -11834,7 +11330,7 @@
           <w:color w:val="000000"/>
         </w:rPr>
       </w:pPr>
-      <w:hyperlink r:id="rId53" w:history="1">
+      <w:hyperlink r:id="rId56" w:history="1">
         <w:proofErr w:type="spellStart"/>
         <w:r>
           <w:rPr>
@@ -11903,7 +11399,7 @@
           <w:color w:val="000000"/>
         </w:rPr>
       </w:pPr>
-      <w:hyperlink r:id="rId54" w:history="1">
+      <w:hyperlink r:id="rId57" w:history="1">
         <w:proofErr w:type="spellStart"/>
         <w:r>
           <w:rPr>
@@ -11924,7 +11420,7 @@
         </w:rPr>
         <w:t xml:space="preserve">, </w:t>
       </w:r>
-      <w:hyperlink r:id="rId55" w:history="1">
+      <w:hyperlink r:id="rId58" w:history="1">
         <w:r>
           <w:rPr>
             <w:rStyle w:val="Hyperlink"/>
@@ -12031,7 +11527,7 @@
         </w:rPr>
         <w:t xml:space="preserve">A detailed document on </w:t>
       </w:r>
-      <w:hyperlink r:id="rId56" w:history="1">
+      <w:hyperlink r:id="rId59" w:history="1">
         <w:proofErr w:type="spellStart"/>
         <w:r>
           <w:rPr>
@@ -12167,7 +11663,7 @@
           </mc:Choice>
           <mc:Fallback>
             <w:pict>
-              <v:line w14:anchorId="569F49E8" id="Straight Connector 1" o:spid="_x0000_s1026" alt="&quot;&quot;" style="visibility:visible;mso-wrap-style:square;mso-left-percent:-10001;mso-top-percent:-10001;mso-position-horizontal:absolute;mso-position-horizontal-relative:char;mso-position-vertical:absolute;mso-position-vertical-relative:line;mso-left-percent:-10001;mso-top-percent:-10001" from="0,0" to="468pt,0" o:gfxdata="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" strokecolor="windowText" strokeweight=".5pt">
+              <v:line w14:anchorId="4FBA1CF2" id="Straight Connector 1" o:spid="_x0000_s1026" alt="&quot;&quot;" style="visibility:visible;mso-wrap-style:square;mso-left-percent:-10001;mso-top-percent:-10001;mso-position-horizontal:absolute;mso-position-horizontal-relative:char;mso-position-vertical:absolute;mso-position-vertical-relative:line;mso-left-percent:-10001;mso-top-percent:-10001" from="0,0" to="468pt,0" o:gfxdata="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" strokecolor="windowText" strokeweight=".5pt">
                 <v:stroke joinstyle="miter"/>
                 <w10:anchorlock/>
               </v:line>
@@ -12262,7 +11758,7 @@
         </w:rPr>
         <w:t xml:space="preserve"> </w:t>
       </w:r>
-      <w:hyperlink r:id="rId57" w:history="1">
+      <w:hyperlink r:id="rId60" w:history="1">
         <w:r>
           <w:rPr>
             <w:rStyle w:val="Hyperlink"/>
@@ -12373,7 +11869,7 @@
         </w:rPr>
         <w:t xml:space="preserve">, </w:t>
       </w:r>
-      <w:hyperlink r:id="rId58" w:anchor=":~:text=Through%20the%20Integrated%20Rice%20Advisory,how%20much%20their%20crops%20need." w:history="1">
+      <w:hyperlink r:id="rId61" w:anchor=":~:text=Through%20the%20Integrated%20Rice%20Advisory,how%20much%20their%20crops%20need." w:history="1">
         <w:r>
           <w:rPr>
             <w:rStyle w:val="Hyperlink"/>
@@ -12510,7 +12006,7 @@
           </mc:Choice>
           <mc:Fallback>
             <w:pict>
-              <v:line w14:anchorId="125322B6" id="Straight Connector 1" o:spid="_x0000_s1026" alt="&quot;&quot;" style="visibility:visible;mso-wrap-style:square;mso-left-percent:-10001;mso-top-percent:-10001;mso-position-horizontal:absolute;mso-position-horizontal-relative:char;mso-position-vertical:absolute;mso-position-vertical-relative:line;mso-left-percent:-10001;mso-top-percent:-10001" from="0,0" to="468pt,0" o:gfxdata="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" strokecolor="windowText" strokeweight=".5pt">
+              <v:line w14:anchorId="15B9F613" id="Straight Connector 1" o:spid="_x0000_s1026" alt="&quot;&quot;" style="visibility:visible;mso-wrap-style:square;mso-left-percent:-10001;mso-top-percent:-10001;mso-position-horizontal:absolute;mso-position-horizontal-relative:char;mso-position-vertical:absolute;mso-position-vertical-relative:line;mso-left-percent:-10001;mso-top-percent:-10001" from="0,0" to="468pt,0" o:gfxdata="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" strokecolor="windowText" strokeweight=".5pt">
                 <v:stroke joinstyle="miter"/>
                 <w10:anchorlock/>
               </v:line>
@@ -12818,6 +12314,7 @@
           <w:bCs/>
           <w:color w:val="000000"/>
         </w:rPr>
+        <w:lastRenderedPageBreak/>
         <w:t xml:space="preserve">AI Systems, RAG, and Computer Vision: </w:t>
       </w:r>
       <w:r>
@@ -13103,7 +12600,7 @@
           </mc:Choice>
           <mc:Fallback>
             <w:pict>
-              <v:line w14:anchorId="4BD975A4" id="Straight Connector 1" o:spid="_x0000_s1026" alt="&quot;&quot;" style="visibility:visible;mso-wrap-style:square;mso-left-percent:-10001;mso-top-percent:-10001;mso-position-horizontal:absolute;mso-position-horizontal-relative:char;mso-position-vertical:absolute;mso-position-vertical-relative:line;mso-left-percent:-10001;mso-top-percent:-10001" from="0,0" to="468pt,0" o:gfxdata="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" strokecolor="windowText" strokeweight=".5pt">
+              <v:line w14:anchorId="152700DB" id="Straight Connector 1" o:spid="_x0000_s1026" alt="&quot;&quot;" style="visibility:visible;mso-wrap-style:square;mso-left-percent:-10001;mso-top-percent:-10001;mso-position-horizontal:absolute;mso-position-horizontal-relative:char;mso-position-vertical:absolute;mso-position-vertical-relative:line;mso-left-percent:-10001;mso-top-percent:-10001" from="0,0" to="468pt,0" o:gfxdata="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" strokecolor="windowText" strokeweight=".5pt">
                 <v:stroke joinstyle="miter"/>
                 <w10:anchorlock/>
               </v:line>
@@ -13125,7 +12622,7 @@
         </w:rPr>
         <w:t>Dr. Faisal Hossain (</w:t>
       </w:r>
-      <w:hyperlink r:id="rId59" w:history="1">
+      <w:hyperlink r:id="rId62" w:history="1">
         <w:r>
           <w:rPr>
             <w:rStyle w:val="Hyperlink"/>
@@ -13194,7 +12691,7 @@
         </w:rPr>
         <w:t>ky (</w:t>
       </w:r>
-      <w:hyperlink r:id="rId60" w:history="1">
+      <w:hyperlink r:id="rId63" w:history="1">
         <w:r>
           <w:rPr>
             <w:rStyle w:val="Hyperlink"/>
@@ -13255,7 +12752,7 @@
         </w:rPr>
         <w:t xml:space="preserve"> (</w:t>
       </w:r>
-      <w:hyperlink r:id="rId61" w:history="1">
+      <w:hyperlink r:id="rId64" w:history="1">
         <w:r>
           <w:rPr>
             <w:rStyle w:val="Hyperlink"/>
@@ -13287,7 +12784,7 @@
         </w:rPr>
         <w:t>Dr. Nicoleta Cristea (</w:t>
       </w:r>
-      <w:hyperlink r:id="rId62" w:history="1">
+      <w:hyperlink r:id="rId65" w:history="1">
         <w:r>
           <w:rPr>
             <w:rStyle w:val="Hyperlink"/>
@@ -13332,7 +12829,7 @@
         </w:rPr>
         <w:t>(</w:t>
       </w:r>
-      <w:hyperlink r:id="rId63" w:history="1">
+      <w:hyperlink r:id="rId66" w:history="1">
         <w:r>
           <w:rPr>
             <w:rStyle w:val="Hyperlink"/>
@@ -13411,7 +12908,7 @@
         </w:rPr>
         <w:t>Karen Yuen (</w:t>
       </w:r>
-      <w:hyperlink r:id="rId64" w:history="1">
+      <w:hyperlink r:id="rId67" w:history="1">
         <w:r>
           <w:rPr>
             <w:rStyle w:val="Hyperlink"/>
@@ -13483,8 +12980,8 @@
       </w:r>
     </w:p>
     <w:sectPr>
-      <w:footerReference w:type="default" r:id="rId65"/>
-      <w:headerReference w:type="first" r:id="rId66"/>
+      <w:footerReference w:type="default" r:id="rId68"/>
+      <w:headerReference w:type="first" r:id="rId69"/>
       <w:pgSz w:w="12240" w:h="15840"/>
       <w:pgMar w:top="790" w:right="1512" w:bottom="720" w:left="1368" w:header="288" w:footer="288" w:gutter="0"/>
       <w:pgNumType w:start="1"/>
@@ -13534,6 +13031,7 @@
         <w:docPartUnique/>
       </w:docPartObj>
     </w:sdtPr>
+    <w:sdtEndPr/>
     <w:sdtContent>
       <w:sdt>
         <w:sdtPr>
@@ -13546,6 +13044,7 @@
             <w:docPartUnique/>
           </w:docPartObj>
         </w:sdtPr>
+        <w:sdtEndPr/>
         <w:sdtContent>
           <w:p>
             <w:pPr>
@@ -16970,7 +16469,7 @@
   <w:docParts>
     <w:docPart>
       <w:docPartPr>
-        <w:name w:val="0360E66F6904417CB1DDDF0B238D1878"/>
+        <w:name w:val="80E3CF53CE5A4E56BB46DED0A1B4EB99"/>
         <w:category>
           <w:name w:val="General"/>
           <w:gallery w:val="placeholder"/>
@@ -16981,12 +16480,12 @@
         <w:behaviors>
           <w:behavior w:val="content"/>
         </w:behaviors>
-        <w:guid w:val="{120B8748-7A2B-43E2-A1AE-23B3F4B101FA}"/>
+        <w:guid w:val="{652FB692-2492-4BBD-AEB6-12167B204075}"/>
       </w:docPartPr>
       <w:docPartBody>
         <w:p>
           <w:pPr>
-            <w:pStyle w:val="0360E66F6904417CB1DDDF0B238D1878"/>
+            <w:pStyle w:val="80E3CF53CE5A4E56BB46DED0A1B4EB99"/>
           </w:pPr>
           <w:r>
             <w:t>Education</w:t>
@@ -17029,19 +16528,16 @@
     <w:sig w:usb0="00000000" w:usb1="10000000" w:usb2="00000000" w:usb3="00000000" w:csb0="80000000" w:csb1="00000000"/>
   </w:font>
   <w:font w:name="Aptos">
-    <w:altName w:val="Calibri"/>
-    <w:panose1 w:val="00000000000000000000"/>
     <w:charset w:val="00"/>
-    <w:family w:val="roman"/>
-    <w:notTrueType/>
-    <w:pitch w:val="default"/>
+    <w:family w:val="swiss"/>
+    <w:pitch w:val="variable"/>
+    <w:sig w:usb0="20000287" w:usb1="00000003" w:usb2="00000000" w:usb3="00000000" w:csb0="0000019F" w:csb1="00000000"/>
   </w:font>
   <w:font w:name="Aptos Display">
-    <w:panose1 w:val="00000000000000000000"/>
     <w:charset w:val="00"/>
-    <w:family w:val="roman"/>
-    <w:notTrueType/>
-    <w:pitch w:val="default"/>
+    <w:family w:val="swiss"/>
+    <w:pitch w:val="variable"/>
+    <w:sig w:usb0="20000287" w:usb1="00000003" w:usb2="00000000" w:usb3="00000000" w:csb0="0000019F" w:csb1="00000000"/>
   </w:font>
   <w:font w:name="MS Gothic">
     <w:altName w:val="ＭＳ ゴシック"/>
@@ -17076,10 +16572,9 @@
     <w:compatSetting w:name="useWord2013TrackBottomHyphenation" w:uri="http://schemas.microsoft.com/office/word" w:val="0"/>
   </w:compat>
   <w:rsids>
-    <w:rsidRoot w:val="00C06799"/>
-    <w:rsid w:val="00080441"/>
-    <w:rsid w:val="003A690D"/>
-    <w:rsid w:val="00C06799"/>
+    <w:rsidRoot w:val="00134A12"/>
+    <w:rsid w:val="00134A12"/>
+    <w:rsid w:val="00F85127"/>
   </w:rsids>
   <m:mathPr>
     <m:mathFont m:val="Cambria Math"/>
@@ -17530,8 +17025,8 @@
     <w:semiHidden/>
     <w:unhideWhenUsed/>
   </w:style>
-  <w:style w:type="paragraph" w:customStyle="1" w:styleId="0360E66F6904417CB1DDDF0B238D1878">
-    <w:name w:val="0360E66F6904417CB1DDDF0B238D1878"/>
+  <w:style w:type="paragraph" w:customStyle="1" w:styleId="80E3CF53CE5A4E56BB46DED0A1B4EB99">
+    <w:name w:val="80E3CF53CE5A4E56BB46DED0A1B4EB99"/>
   </w:style>
 </w:styles>
 </file>
@@ -17842,10 +17337,309 @@
 <b:Sources xmlns:b="http://schemas.openxmlformats.org/officeDocument/2006/bibliography" xmlns="http://schemas.openxmlformats.org/officeDocument/2006/bibliography" SelectedStyle="\APASixthEditionOfficeOnline.xsl" StyleName="APA" Version="6"/>
 </file>
 
+<file path=customXml/item2.xml><?xml version="1.0" encoding="utf-8"?>
+<ct:contentTypeSchema xmlns:ct="http://schemas.microsoft.com/office/2006/metadata/contentType" xmlns:ma="http://schemas.microsoft.com/office/2006/metadata/properties/metaAttributes" ct:_="" ma:_="" ma:contentTypeName="Document" ma:contentTypeID="0x01010085C9DFEECB6AC54FAAEE1485FD913AAF" ma:contentTypeVersion="17" ma:contentTypeDescription="Create a new document." ma:contentTypeScope="" ma:versionID="f9aa19bd37363246b278eb4cb198d68d">
+  <xsd:schema xmlns:xsd="http://www.w3.org/2001/XMLSchema" xmlns:xs="http://www.w3.org/2001/XMLSchema" xmlns:p="http://schemas.microsoft.com/office/2006/metadata/properties" xmlns:ns3="0ba63766-de48-4a4c-82a2-a9d4cdea5f06" xmlns:ns4="9646e459-4bde-404e-9555-030c2ebd9e12" targetNamespace="http://schemas.microsoft.com/office/2006/metadata/properties" ma:root="true" ma:fieldsID="ccc54a7995430a5581084528ea90f5a1" ns3:_="" ns4:_="">
+    <xsd:import namespace="0ba63766-de48-4a4c-82a2-a9d4cdea5f06"/>
+    <xsd:import namespace="9646e459-4bde-404e-9555-030c2ebd9e12"/>
+    <xsd:element name="properties">
+      <xsd:complexType>
+        <xsd:sequence>
+          <xsd:element name="documentManagement">
+            <xsd:complexType>
+              <xsd:all>
+                <xsd:element ref="ns3:SharedWithUsers" minOccurs="0"/>
+                <xsd:element ref="ns3:SharedWithDetails" minOccurs="0"/>
+                <xsd:element ref="ns3:SharingHintHash" minOccurs="0"/>
+                <xsd:element ref="ns4:MediaServiceMetadata" minOccurs="0"/>
+                <xsd:element ref="ns4:MediaServiceFastMetadata" minOccurs="0"/>
+                <xsd:element ref="ns4:MediaServiceSearchProperties" minOccurs="0"/>
+                <xsd:element ref="ns4:MediaServiceAutoTags" minOccurs="0"/>
+                <xsd:element ref="ns4:MediaServiceOCR" minOccurs="0"/>
+                <xsd:element ref="ns4:MediaServiceGenerationTime" minOccurs="0"/>
+                <xsd:element ref="ns4:MediaServiceEventHashCode" minOccurs="0"/>
+                <xsd:element ref="ns4:MediaServiceDateTaken" minOccurs="0"/>
+                <xsd:element ref="ns4:MediaServiceLocation" minOccurs="0"/>
+                <xsd:element ref="ns4:MediaServiceObjectDetectorVersions" minOccurs="0"/>
+                <xsd:element ref="ns4:MediaServiceSystemTags" minOccurs="0"/>
+                <xsd:element ref="ns4:MediaLengthInSeconds" minOccurs="0"/>
+                <xsd:element ref="ns4:_activity" minOccurs="0"/>
+                <xsd:element ref="ns4:MediaServiceBillingMetadata" minOccurs="0"/>
+              </xsd:all>
+            </xsd:complexType>
+          </xsd:element>
+        </xsd:sequence>
+      </xsd:complexType>
+    </xsd:element>
+  </xsd:schema>
+  <xsd:schema xmlns:xsd="http://www.w3.org/2001/XMLSchema" xmlns:xs="http://www.w3.org/2001/XMLSchema" xmlns:dms="http://schemas.microsoft.com/office/2006/documentManagement/types" xmlns:pc="http://schemas.microsoft.com/office/infopath/2007/PartnerControls" targetNamespace="0ba63766-de48-4a4c-82a2-a9d4cdea5f06" elementFormDefault="qualified">
+    <xsd:import namespace="http://schemas.microsoft.com/office/2006/documentManagement/types"/>
+    <xsd:import namespace="http://schemas.microsoft.com/office/infopath/2007/PartnerControls"/>
+    <xsd:element name="SharedWithUsers" ma:index="8" nillable="true" ma:displayName="Shared With" ma:internalName="SharedWithUsers" ma:readOnly="true">
+      <xsd:complexType>
+        <xsd:complexContent>
+          <xsd:extension base="dms:UserMulti">
+            <xsd:sequence>
+              <xsd:element name="UserInfo" minOccurs="0" maxOccurs="unbounded">
+                <xsd:complexType>
+                  <xsd:sequence>
+                    <xsd:element name="DisplayName" type="xsd:string" minOccurs="0"/>
+                    <xsd:element name="AccountId" type="dms:UserId" minOccurs="0" nillable="true"/>
+                    <xsd:element name="AccountType" type="xsd:string" minOccurs="0"/>
+                  </xsd:sequence>
+                </xsd:complexType>
+              </xsd:element>
+            </xsd:sequence>
+          </xsd:extension>
+        </xsd:complexContent>
+      </xsd:complexType>
+    </xsd:element>
+    <xsd:element name="SharedWithDetails" ma:index="9" nillable="true" ma:displayName="Shared With Details" ma:internalName="SharedWithDetails" ma:readOnly="true">
+      <xsd:simpleType>
+        <xsd:restriction base="dms:Note">
+          <xsd:maxLength value="255"/>
+        </xsd:restriction>
+      </xsd:simpleType>
+    </xsd:element>
+    <xsd:element name="SharingHintHash" ma:index="10" nillable="true" ma:displayName="Sharing Hint Hash" ma:hidden="true" ma:internalName="SharingHintHash" ma:readOnly="true">
+      <xsd:simpleType>
+        <xsd:restriction base="dms:Text"/>
+      </xsd:simpleType>
+    </xsd:element>
+  </xsd:schema>
+  <xsd:schema xmlns:xsd="http://www.w3.org/2001/XMLSchema" xmlns:xs="http://www.w3.org/2001/XMLSchema" xmlns:dms="http://schemas.microsoft.com/office/2006/documentManagement/types" xmlns:pc="http://schemas.microsoft.com/office/infopath/2007/PartnerControls" targetNamespace="9646e459-4bde-404e-9555-030c2ebd9e12" elementFormDefault="qualified">
+    <xsd:import namespace="http://schemas.microsoft.com/office/2006/documentManagement/types"/>
+    <xsd:import namespace="http://schemas.microsoft.com/office/infopath/2007/PartnerControls"/>
+    <xsd:element name="MediaServiceMetadata" ma:index="11" nillable="true" ma:displayName="MediaServiceMetadata" ma:hidden="true" ma:internalName="MediaServiceMetadata" ma:readOnly="true">
+      <xsd:simpleType>
+        <xsd:restriction base="dms:Note"/>
+      </xsd:simpleType>
+    </xsd:element>
+    <xsd:element name="MediaServiceFastMetadata" ma:index="12" nillable="true" ma:displayName="MediaServiceFastMetadata" ma:hidden="true" ma:internalName="MediaServiceFastMetadata" ma:readOnly="true">
+      <xsd:simpleType>
+        <xsd:restriction base="dms:Note"/>
+      </xsd:simpleType>
+    </xsd:element>
+    <xsd:element name="MediaServiceSearchProperties" ma:index="13" nillable="true" ma:displayName="MediaServiceSearchProperties" ma:hidden="true" ma:internalName="MediaServiceSearchProperties" ma:readOnly="true">
+      <xsd:simpleType>
+        <xsd:restriction base="dms:Note"/>
+      </xsd:simpleType>
+    </xsd:element>
+    <xsd:element name="MediaServiceAutoTags" ma:index="14" nillable="true" ma:displayName="Tags" ma:internalName="MediaServiceAutoTags" ma:readOnly="true">
+      <xsd:simpleType>
+        <xsd:restriction base="dms:Text"/>
+      </xsd:simpleType>
+    </xsd:element>
+    <xsd:element name="MediaServiceOCR" ma:index="15" nillable="true" ma:displayName="Extracted Text" ma:internalName="MediaServiceOCR" ma:readOnly="true">
+      <xsd:simpleType>
+        <xsd:restriction base="dms:Note">
+          <xsd:maxLength value="255"/>
+        </xsd:restriction>
+      </xsd:simpleType>
+    </xsd:element>
+    <xsd:element name="MediaServiceGenerationTime" ma:index="16" nillable="true" ma:displayName="MediaServiceGenerationTime" ma:hidden="true" ma:internalName="MediaServiceGenerationTime" ma:readOnly="true">
+      <xsd:simpleType>
+        <xsd:restriction base="dms:Text"/>
+      </xsd:simpleType>
+    </xsd:element>
+    <xsd:element name="MediaServiceEventHashCode" ma:index="17" nillable="true" ma:displayName="MediaServiceEventHashCode" ma:hidden="true" ma:internalName="MediaServiceEventHashCode" ma:readOnly="true">
+      <xsd:simpleType>
+        <xsd:restriction base="dms:Text"/>
+      </xsd:simpleType>
+    </xsd:element>
+    <xsd:element name="MediaServiceDateTaken" ma:index="18" nillable="true" ma:displayName="MediaServiceDateTaken" ma:hidden="true" ma:indexed="true" ma:internalName="MediaServiceDateTaken" ma:readOnly="true">
+      <xsd:simpleType>
+        <xsd:restriction base="dms:Text"/>
+      </xsd:simpleType>
+    </xsd:element>
+    <xsd:element name="MediaServiceLocation" ma:index="19" nillable="true" ma:displayName="Location" ma:indexed="true" ma:internalName="MediaServiceLocation" ma:readOnly="true">
+      <xsd:simpleType>
+        <xsd:restriction base="dms:Text"/>
+      </xsd:simpleType>
+    </xsd:element>
+    <xsd:element name="MediaServiceObjectDetectorVersions" ma:index="20" nillable="true" ma:displayName="MediaServiceObjectDetectorVersions" ma:hidden="true" ma:indexed="true" ma:internalName="MediaServiceObjectDetectorVersions" ma:readOnly="true">
+      <xsd:simpleType>
+        <xsd:restriction base="dms:Text"/>
+      </xsd:simpleType>
+    </xsd:element>
+    <xsd:element name="MediaServiceSystemTags" ma:index="21" nillable="true" ma:displayName="MediaServiceSystemTags" ma:hidden="true" ma:internalName="MediaServiceSystemTags" ma:readOnly="true">
+      <xsd:simpleType>
+        <xsd:restriction base="dms:Note"/>
+      </xsd:simpleType>
+    </xsd:element>
+    <xsd:element name="MediaLengthInSeconds" ma:index="22" nillable="true" ma:displayName="MediaLengthInSeconds" ma:hidden="true" ma:internalName="MediaLengthInSeconds" ma:readOnly="true">
+      <xsd:simpleType>
+        <xsd:restriction base="dms:Unknown"/>
+      </xsd:simpleType>
+    </xsd:element>
+    <xsd:element name="_activity" ma:index="23" nillable="true" ma:displayName="_activity" ma:hidden="true" ma:internalName="_activity">
+      <xsd:simpleType>
+        <xsd:restriction base="dms:Note"/>
+      </xsd:simpleType>
+    </xsd:element>
+    <xsd:element name="MediaServiceBillingMetadata" ma:index="24" nillable="true" ma:displayName="MediaServiceBillingMetadata" ma:hidden="true" ma:internalName="MediaServiceBillingMetadata" ma:readOnly="true">
+      <xsd:simpleType>
+        <xsd:restriction base="dms:Note"/>
+      </xsd:simpleType>
+    </xsd:element>
+  </xsd:schema>
+  <xsd:schema xmlns="http://schemas.openxmlformats.org/package/2006/metadata/core-properties" xmlns:xsd="http://www.w3.org/2001/XMLSchema" xmlns:xsi="http://www.w3.org/2001/XMLSchema-instance" xmlns:dc="http://purl.org/dc/elements/1.1/" xmlns:dcterms="http://purl.org/dc/terms/" xmlns:odoc="http://schemas.microsoft.com/internal/obd" targetNamespace="http://schemas.openxmlformats.org/package/2006/metadata/core-properties" elementFormDefault="qualified" attributeFormDefault="unqualified" blockDefault="#all">
+    <xsd:import namespace="http://purl.org/dc/elements/1.1/" schemaLocation="http://dublincore.org/schemas/xmls/qdc/2003/04/02/dc.xsd"/>
+    <xsd:import namespace="http://purl.org/dc/terms/" schemaLocation="http://dublincore.org/schemas/xmls/qdc/2003/04/02/dcterms.xsd"/>
+    <xsd:element name="coreProperties" type="CT_coreProperties"/>
+    <xsd:complexType name="CT_coreProperties">
+      <xsd:all>
+        <xsd:element ref="dc:creator" minOccurs="0" maxOccurs="1"/>
+        <xsd:element ref="dcterms:created" minOccurs="0" maxOccurs="1"/>
+        <xsd:element ref="dc:identifier" minOccurs="0" maxOccurs="1"/>
+        <xsd:element name="contentType" minOccurs="0" maxOccurs="1" type="xsd:string" ma:index="0" ma:displayName="Content Type"/>
+        <xsd:element ref="dc:title" minOccurs="0" maxOccurs="1" ma:index="4" ma:displayName="Title"/>
+        <xsd:element ref="dc:subject" minOccurs="0" maxOccurs="1"/>
+        <xsd:element ref="dc:description" minOccurs="0" maxOccurs="1"/>
+        <xsd:element name="keywords" minOccurs="0" maxOccurs="1" type="xsd:string"/>
+        <xsd:element ref="dc:language" minOccurs="0" maxOccurs="1"/>
+        <xsd:element name="category" minOccurs="0" maxOccurs="1" type="xsd:string"/>
+        <xsd:element name="version" minOccurs="0" maxOccurs="1" type="xsd:string"/>
+        <xsd:element name="revision" minOccurs="0" maxOccurs="1" type="xsd:string">
+          <xsd:annotation>
+            <xsd:documentation>
+                        This value indicates the number of saves or revisions. The application is responsible for updating this value after each revision.
+                    </xsd:documentation>
+          </xsd:annotation>
+        </xsd:element>
+        <xsd:element name="lastModifiedBy" minOccurs="0" maxOccurs="1" type="xsd:string"/>
+        <xsd:element ref="dcterms:modified" minOccurs="0" maxOccurs="1"/>
+        <xsd:element name="contentStatus" minOccurs="0" maxOccurs="1" type="xsd:string"/>
+      </xsd:all>
+    </xsd:complexType>
+  </xsd:schema>
+  <xs:schema xmlns:pc="http://schemas.microsoft.com/office/infopath/2007/PartnerControls" xmlns:xs="http://www.w3.org/2001/XMLSchema" targetNamespace="http://schemas.microsoft.com/office/infopath/2007/PartnerControls" elementFormDefault="qualified" attributeFormDefault="unqualified">
+    <xs:element name="Person">
+      <xs:complexType>
+        <xs:sequence>
+          <xs:element ref="pc:DisplayName" minOccurs="0"/>
+          <xs:element ref="pc:AccountId" minOccurs="0"/>
+          <xs:element ref="pc:AccountType" minOccurs="0"/>
+        </xs:sequence>
+      </xs:complexType>
+    </xs:element>
+    <xs:element name="DisplayName" type="xs:string"/>
+    <xs:element name="AccountId" type="xs:string"/>
+    <xs:element name="AccountType" type="xs:string"/>
+    <xs:element name="BDCAssociatedEntity">
+      <xs:complexType>
+        <xs:sequence>
+          <xs:element ref="pc:BDCEntity" minOccurs="0" maxOccurs="unbounded"/>
+        </xs:sequence>
+        <xs:attribute ref="pc:EntityNamespace"/>
+        <xs:attribute ref="pc:EntityName"/>
+        <xs:attribute ref="pc:SystemInstanceName"/>
+        <xs:attribute ref="pc:AssociationName"/>
+      </xs:complexType>
+    </xs:element>
+    <xs:attribute name="EntityNamespace" type="xs:string"/>
+    <xs:attribute name="EntityName" type="xs:string"/>
+    <xs:attribute name="SystemInstanceName" type="xs:string"/>
+    <xs:attribute name="AssociationName" type="xs:string"/>
+    <xs:element name="BDCEntity">
+      <xs:complexType>
+        <xs:sequence>
+          <xs:element ref="pc:EntityDisplayName" minOccurs="0"/>
+          <xs:element ref="pc:EntityInstanceReference" minOccurs="0"/>
+          <xs:element ref="pc:EntityId1" minOccurs="0"/>
+          <xs:element ref="pc:EntityId2" minOccurs="0"/>
+          <xs:element ref="pc:EntityId3" minOccurs="0"/>
+          <xs:element ref="pc:EntityId4" minOccurs="0"/>
+          <xs:element ref="pc:EntityId5" minOccurs="0"/>
+        </xs:sequence>
+      </xs:complexType>
+    </xs:element>
+    <xs:element name="EntityDisplayName" type="xs:string"/>
+    <xs:element name="EntityInstanceReference" type="xs:string"/>
+    <xs:element name="EntityId1" type="xs:string"/>
+    <xs:element name="EntityId2" type="xs:string"/>
+    <xs:element name="EntityId3" type="xs:string"/>
+    <xs:element name="EntityId4" type="xs:string"/>
+    <xs:element name="EntityId5" type="xs:string"/>
+    <xs:element name="Terms">
+      <xs:complexType>
+        <xs:sequence>
+          <xs:element ref="pc:TermInfo" minOccurs="0" maxOccurs="unbounded"/>
+        </xs:sequence>
+      </xs:complexType>
+    </xs:element>
+    <xs:element name="TermInfo">
+      <xs:complexType>
+        <xs:sequence>
+          <xs:element ref="pc:TermName" minOccurs="0"/>
+          <xs:element ref="pc:TermId" minOccurs="0"/>
+        </xs:sequence>
+      </xs:complexType>
+    </xs:element>
+    <xs:element name="TermName" type="xs:string"/>
+    <xs:element name="TermId" type="xs:string"/>
+  </xs:schema>
+</ct:contentTypeSchema>
+</file>
+
+<file path=customXml/item3.xml><?xml version="1.0" encoding="utf-8"?>
+<?mso-contentType ?>
+<FormTemplates xmlns="http://schemas.microsoft.com/sharepoint/v3/contenttype/forms">
+  <Display>DocumentLibraryForm</Display>
+  <Edit>DocumentLibraryForm</Edit>
+  <New>DocumentLibraryForm</New>
+</FormTemplates>
+</file>
+
+<file path=customXml/item4.xml><?xml version="1.0" encoding="utf-8"?>
+<p:properties xmlns:p="http://schemas.microsoft.com/office/2006/metadata/properties" xmlns:xsi="http://www.w3.org/2001/XMLSchema-instance" xmlns:pc="http://schemas.microsoft.com/office/infopath/2007/PartnerControls">
+  <documentManagement>
+    <_activity xmlns="9646e459-4bde-404e-9555-030c2ebd9e12" xsi:nil="true"/>
+  </documentManagement>
+</p:properties>
+</file>
+
 <file path=customXml/itemProps1.xml><?xml version="1.0" encoding="utf-8"?>
 <ds:datastoreItem xmlns:ds="http://schemas.openxmlformats.org/officeDocument/2006/customXml" ds:itemID="{78625006-3FC7-4D0A-8F77-E98A5A47BC15}">
   <ds:schemaRefs>
     <ds:schemaRef ds:uri="http://schemas.openxmlformats.org/officeDocument/2006/bibliography"/>
+  </ds:schemaRefs>
+</ds:datastoreItem>
+</file>
+
+<file path=customXml/itemProps2.xml><?xml version="1.0" encoding="utf-8"?>
+<ds:datastoreItem xmlns:ds="http://schemas.openxmlformats.org/officeDocument/2006/customXml" ds:itemID="{C53C7AE2-1C09-4348-8BD1-2DA103E96959}">
+  <ds:schemaRefs>
+    <ds:schemaRef ds:uri="http://schemas.microsoft.com/office/2006/metadata/contentType"/>
+    <ds:schemaRef ds:uri="http://schemas.microsoft.com/office/2006/metadata/properties/metaAttributes"/>
+    <ds:schemaRef ds:uri="http://www.w3.org/2001/XMLSchema"/>
+    <ds:schemaRef ds:uri="http://schemas.microsoft.com/office/2006/metadata/properties"/>
+    <ds:schemaRef ds:uri="0ba63766-de48-4a4c-82a2-a9d4cdea5f06"/>
+    <ds:schemaRef ds:uri="9646e459-4bde-404e-9555-030c2ebd9e12"/>
+    <ds:schemaRef ds:uri="http://schemas.microsoft.com/office/2006/documentManagement/types"/>
+    <ds:schemaRef ds:uri="http://schemas.microsoft.com/office/infopath/2007/PartnerControls"/>
+    <ds:schemaRef ds:uri="http://schemas.openxmlformats.org/package/2006/metadata/core-properties"/>
+    <ds:schemaRef ds:uri="http://purl.org/dc/elements/1.1/"/>
+    <ds:schemaRef ds:uri="http://purl.org/dc/terms/"/>
+    <ds:schemaRef ds:uri="http://schemas.microsoft.com/internal/obd"/>
+  </ds:schemaRefs>
+</ds:datastoreItem>
+</file>
+
+<file path=customXml/itemProps3.xml><?xml version="1.0" encoding="utf-8"?>
+<ds:datastoreItem xmlns:ds="http://schemas.openxmlformats.org/officeDocument/2006/customXml" ds:itemID="{DDA03A13-0025-4C17-893F-9AB1E3AB9EA1}">
+  <ds:schemaRefs>
+    <ds:schemaRef ds:uri="http://schemas.microsoft.com/sharepoint/v3/contenttype/forms"/>
+  </ds:schemaRefs>
+</ds:datastoreItem>
+</file>
+
+<file path=customXml/itemProps4.xml><?xml version="1.0" encoding="utf-8"?>
+<ds:datastoreItem xmlns:ds="http://schemas.openxmlformats.org/officeDocument/2006/customXml" ds:itemID="{B98277CB-3187-47C2-A48B-969AE6B2366D}">
+  <ds:schemaRefs>
+    <ds:schemaRef ds:uri="http://schemas.microsoft.com/office/2006/metadata/properties"/>
+    <ds:schemaRef ds:uri="http://schemas.microsoft.com/office/infopath/2007/PartnerControls"/>
+    <ds:schemaRef ds:uri="9646e459-4bde-404e-9555-030c2ebd9e12"/>
   </ds:schemaRefs>
 </ds:datastoreItem>
 </file>
